--- a/Fase 2/Evidencias Proyecto/Evidencias de documentación/3. Análisis y diseño/SITRAFO_MOC-01_Mockup_de_Interfaces.docx
+++ b/Fase 2/Evidencias Proyecto/Evidencias de documentación/3. Análisis y diseño/SITRAFO_MOC-01_Mockup_de_Interfaces.docx
@@ -94,7 +94,7 @@
           <w:sz w:val="26"/>
           <w:szCs w:val="26"/>
         </w:rPr>
-        <w:t xml:space="preserve">MOC-01  ·  Versión 1.1</w:t>
+        <w:t xml:space="preserve">MOC-01  ·  Versión 1.2</w:t>
       </w:r>
     </w:p>
     <w:tbl>
@@ -362,7 +362,7 @@
                 <w:sz w:val="20"/>
                 <w:szCs w:val="20"/>
               </w:rPr>
-              <w:t xml:space="preserve">CU-01 v2.2; EVI-01 v1.3</w:t>
+              <w:t xml:space="preserve">CU-01 v2.3; EVI-01 v1.4</w:t>
             </w:r>
           </w:p>
         </w:tc>
@@ -425,7 +425,7 @@
                 <w:sz w:val="20"/>
                 <w:szCs w:val="20"/>
               </w:rPr>
-              <w:t xml:space="preserve">17 del portal web, 23 de la aplicación de escritorio con 10 diálogos, y 2 correos</w:t>
+              <w:t xml:space="preserve">19 del portal web, 23 de la aplicación de escritorio con 10 diálogos, y 2 correos</w:t>
             </w:r>
           </w:p>
         </w:tc>
@@ -803,7 +803,7 @@
                 <w:sz w:val="20"/>
                 <w:szCs w:val="20"/>
               </w:rPr>
-              <w:t xml:space="preserve">10 de octubre de 2026</w:t>
+              <w:t xml:space="preserve">19 de octubre de 2026</w:t>
             </w:r>
           </w:p>
         </w:tc>
@@ -869,7 +869,7 @@
         <w:jc w:val="both"/>
       </w:pPr>
       <w:r>
-        <w:t xml:space="preserve">Cada pantalla indica el actor que la usa, su ruta o panel, los casos de uso que materializa (según el CU-01 v2.2) y sus elementos principales. Las capturas provienen de dos fuentes, indicadas en cada figura:</w:t>
+        <w:t xml:space="preserve">Cada pantalla indica el actor que la usa, su ruta o panel, los casos de uso que materializa (según el CU-01 v2.3) y sus elementos principales. Las capturas provienen de dos fuentes, indicadas en cada figura:</w:t>
       </w:r>
     </w:p>
     <w:tbl>
@@ -1074,7 +1074,7 @@
                 <w:sz w:val="20"/>
                 <w:szCs w:val="20"/>
               </w:rPr>
-              <w:t xml:space="preserve">El mismo código del repositorio ejecutado en un equipo de desarrollo con los datos de demostración del sistema (comandos cargar_demo y cargar_demo_produccion), para cubrir las pantallas que el flujo de producción no mostraba. La barra de estado de estas capturas indica el servidor local. Las pantallas y diálogos agregados en la versión 1.1 (bandeja de pendientes, familias, parámetros técnicos, bodegas, contactos, anulación de horas, aprobación del control de calidad y perfil del cliente) se capturaron así el 10 de octubre de 2026.</w:t>
+              <w:t xml:space="preserve">El mismo código del repositorio ejecutado en un equipo de desarrollo con los datos de demostración del sistema (comandos cargar_demo y cargar_demo_produccion), para cubrir las pantallas que el flujo de producción no mostraba. La barra de estado de estas capturas indica el servidor local. Las pantallas y diálogos agregados en la versión 1.1 (bandeja de pendientes, familias, parámetros técnicos, bodegas, contactos, anulación de horas, aprobación del control de calidad y perfil del cliente) se capturaron así el 10 de octubre de 2026. Las pantallas de las APIs públicas agregadas en la versión 1.2 (consulta de seguimiento sin sesión, estimación de precio, Swagger y registro de integraciones) se capturaron así el 19 de octubre de 2026.</w:t>
             </w:r>
           </w:p>
         </w:tc>
@@ -1868,7 +1868,7 @@
         <w:jc w:val="both"/>
       </w:pPr>
       <w:r>
-        <w:t xml:space="preserve">Las páginas, salvo acceso, registro, recuperación de contraseña y política de privacidad, exigen sesión iniciada. El cliente sólo ve los documentos de su empresa (RN-16).</w:t>
+        <w:t xml:space="preserve">Las páginas, salvo acceso, registro, recuperación de contraseña, política de privacidad y consulta de seguimiento (W-18), exigen sesión iniciada. La consulta de seguimiento se abre desde el acceso, con el enlace «Consulte su pedido sin iniciar sesión». El cliente sólo ve los documentos de su empresa (RN-16).</w:t>
       </w:r>
     </w:p>
     <w:p>
@@ -2395,7 +2395,7 @@
       <w:r>
         <w:drawing>
           <wp:inline distT="0" distB="0" distL="0" distR="0">
-            <wp:extent cx="5943600" cy="3057525"/>
+            <wp:extent cx="5486400" cy="3453091"/>
             <wp:effectExtent t="0" r="0" b="0" l="0"/>
             <wp:docPr id="1" name="Figura 2. W-01 Acceso." descr="Figura 2. W-01 Acceso." title="Figura 2. W-01 Acceso."/>
             <wp:cNvGraphicFramePr>
@@ -2411,7 +2411,7 @@
                     </pic:cNvPicPr>
                   </pic:nvPicPr>
                   <pic:blipFill>
-                    <a:blip r:embed="rId10" cstate="none"/>
+                    <a:blip r:embed="rId63" cstate="none"/>
                     <a:srcRect/>
                     <a:stretch>
                       <a:fillRect/>
@@ -2420,7 +2420,7 @@
                   <pic:spPr bwMode="auto">
                     <a:xfrm>
                       <a:off x="0" y="0"/>
-                      <a:ext cx="5943600" cy="3057525"/>
+                      <a:ext cx="5486400" cy="3453091"/>
                     </a:xfrm>
                     <a:prstGeom prst="rect">
                       <a:avLst/>
@@ -2714,7 +2714,7 @@
                 <w:sz w:val="18"/>
                 <w:szCs w:val="18"/>
               </w:rPr>
-              <w:t xml:space="preserve">CU-SEG-01</w:t>
+              <w:t xml:space="preserve">CU-SEG-01, CU-REP-06</w:t>
             </w:r>
           </w:p>
         </w:tc>
@@ -2777,7 +2777,7 @@
                 <w:sz w:val="18"/>
                 <w:szCs w:val="18"/>
               </w:rPr>
-              <w:t xml:space="preserve">Producción</w:t>
+              <w:t xml:space="preserve">Demostración local (19-10-2026)</w:t>
             </w:r>
           </w:p>
         </w:tc>
@@ -2794,7 +2794,7 @@
         <w:jc w:val="both"/>
       </w:pPr>
       <w:r>
-        <w:t xml:space="preserve">Nombre de acceso y contraseña, enlace de recuperación y enlace para crear una cuenta. Tras cinco intentos fallidos la cuenta se bloquea temporalmente.</w:t>
+        <w:t xml:space="preserve">Nombre de acceso y contraseña, enlace de recuperación y enlace para crear una cuenta. Tras cinco intentos fallidos la cuenta se bloquea temporalmente. Debajo del formulario, el enlace «Consulte su pedido sin iniciar sesión» lleva a la consulta de seguimiento (W-18).</w:t>
       </w:r>
     </w:p>
     <w:p>
@@ -4495,7 +4495,7 @@
       <w:r>
         <w:drawing>
           <wp:inline distT="0" distB="0" distL="0" distR="0">
-            <wp:extent cx="4391025" cy="2743200"/>
+            <wp:extent cx="5303520" cy="3788228"/>
             <wp:effectExtent t="0" r="0" b="0" l="0"/>
             <wp:docPr id="1" name="Figura 7. W-06 Ficha del modelo." descr="Figura 7. W-06 Ficha del modelo." title="Figura 7. W-06 Ficha del modelo."/>
             <wp:cNvGraphicFramePr>
@@ -4511,7 +4511,7 @@
                     </pic:cNvPicPr>
                   </pic:nvPicPr>
                   <pic:blipFill>
-                    <a:blip r:embed="rId15" cstate="none"/>
+                    <a:blip r:embed="rId64" cstate="none"/>
                     <a:srcRect/>
                     <a:stretch>
                       <a:fillRect/>
@@ -4520,7 +4520,7 @@
                   <pic:spPr bwMode="auto">
                     <a:xfrm>
                       <a:off x="0" y="0"/>
-                      <a:ext cx="4391025" cy="2743200"/>
+                      <a:ext cx="5303520" cy="3788228"/>
                     </a:xfrm>
                     <a:prstGeom prst="rect">
                       <a:avLst/>
@@ -4814,7 +4814,7 @@
                 <w:sz w:val="18"/>
                 <w:szCs w:val="18"/>
               </w:rPr>
-              <w:t xml:space="preserve">CU-CAT-07, CU-CAT-08</w:t>
+              <w:t xml:space="preserve">CU-CAT-07, CU-CAT-08, CU-REP-07</w:t>
             </w:r>
           </w:p>
         </w:tc>
@@ -4877,7 +4877,7 @@
                 <w:sz w:val="18"/>
                 <w:szCs w:val="18"/>
               </w:rPr>
-              <w:t xml:space="preserve">Demostración local</w:t>
+              <w:t xml:space="preserve">Demostración local (19-10-2026)</w:t>
             </w:r>
           </w:p>
         </w:tc>
@@ -4894,7 +4894,7 @@
         <w:jc w:val="both"/>
       </w:pPr>
       <w:r>
-        <w:t xml:space="preserve">Especificación completa del modelo, precio base referencial, botón para pedir un presupuesto con el modelo preseleccionado y descarga de la ficha técnica en PDF.</w:t>
+        <w:t xml:space="preserve">Especificación completa del modelo, precio base referencial, botón para pedir un presupuesto con el modelo preseleccionado y descarga de la ficha técnica en PDF. El bloque «Estimar precio» consulta la API del cotizador: el cliente indica las unidades y recibe el precio unitario, el total en UF, su equivalente en pesos y dólares, la entrega estimada en días hábiles y la validez. El botón «Pedir presupuesto por estas unidades» abre W-07 con el modelo y la cantidad cargados.</w:t>
       </w:r>
     </w:p>
     <w:p>
@@ -6595,7 +6595,7 @@
       <w:r>
         <w:drawing>
           <wp:inline distT="0" distB="0" distL="0" distR="0">
-            <wp:extent cx="3800475" cy="2381250"/>
+            <wp:extent cx="5486400" cy="3453091"/>
             <wp:effectExtent t="0" r="0" b="0" l="0"/>
             <wp:docPr id="1" name="Figura 12. W-11 Pedidos." descr="Figura 12. W-11 Pedidos." title="Figura 12. W-11 Pedidos."/>
             <wp:cNvGraphicFramePr>
@@ -6611,7 +6611,7 @@
                     </pic:cNvPicPr>
                   </pic:nvPicPr>
                   <pic:blipFill>
-                    <a:blip r:embed="rId20" cstate="none"/>
+                    <a:blip r:embed="rId65" cstate="none"/>
                     <a:srcRect/>
                     <a:stretch>
                       <a:fillRect/>
@@ -6620,7 +6620,7 @@
                   <pic:spPr bwMode="auto">
                     <a:xfrm>
                       <a:off x="0" y="0"/>
-                      <a:ext cx="3800475" cy="2381250"/>
+                      <a:ext cx="5486400" cy="3453091"/>
                     </a:xfrm>
                     <a:prstGeom prst="rect">
                       <a:avLst/>
@@ -6914,7 +6914,7 @@
                 <w:sz w:val="18"/>
                 <w:szCs w:val="18"/>
               </w:rPr>
-              <w:t xml:space="preserve">CU-PAG-06, CU-OT-09</w:t>
+              <w:t xml:space="preserve">CU-PAG-06, CU-OT-09, CU-REP-06</w:t>
             </w:r>
           </w:p>
         </w:tc>
@@ -6977,7 +6977,7 @@
                 <w:sz w:val="18"/>
                 <w:szCs w:val="18"/>
               </w:rPr>
-              <w:t xml:space="preserve">Demostración local</w:t>
+              <w:t xml:space="preserve">Demostración local (19-10-2026)</w:t>
             </w:r>
           </w:p>
         </w:tc>
@@ -6994,7 +6994,7 @@
         <w:jc w:val="both"/>
       </w:pPr>
       <w:r>
-        <w:t xml:space="preserve">Cada orden de compra con su total, anticipo y saldo, y sus órdenes de trabajo con el porcentaje de avance y el enlace de seguimiento.</w:t>
+        <w:t xml:space="preserve">Cada orden de compra con su total, anticipo y saldo, y sus órdenes de trabajo con el porcentaje de avance y el enlace de seguimiento. Cada orden muestra además su código de seguimiento, con el enlace «Ver seguimiento» a W-18.</w:t>
       </w:r>
     </w:p>
     <w:p>
@@ -9519,6 +9519,891 @@
     </w:p>
     <w:p>
       <w:pPr>
+        <w:pStyle w:val="Heading3"/>
+        <w:keepNext/>
+      </w:pPr>
+      <w:r>
+        <w:t xml:space="preserve">W-18 — Seguimiento de pedido sin sesión</w:t>
+      </w:r>
+    </w:p>
+    <w:p>
+      <w:pPr>
+        <w:keepNext/>
+        <w:spacing w:before="120"/>
+        <w:jc w:val="center"/>
+      </w:pPr>
+      <w:r>
+        <w:drawing>
+          <wp:inline xmlns:a="http://schemas.openxmlformats.org/drawingml/2006/main" xmlns:pic="http://schemas.openxmlformats.org/drawingml/2006/picture">
+            <wp:extent cx="5486400" cy="3629761"/>
+            <wp:docPr id="2" name="Picture 2" descr="Figura 19. W-18 Seguimiento de pedido sin sesión." title="Figura 19. W-18 Seguimiento de pedido sin sesión."/>
+            <wp:cNvGraphicFramePr>
+              <a:graphicFrameLocks noChangeAspect="1"/>
+            </wp:cNvGraphicFramePr>
+            <a:graphic>
+              <a:graphicData uri="http://schemas.openxmlformats.org/drawingml/2006/picture">
+                <pic:pic>
+                  <pic:nvPicPr>
+                    <pic:cNvPr id="0" name="03_seguimiento_resultado.png"/>
+                    <pic:cNvPicPr/>
+                  </pic:nvPicPr>
+                  <pic:blipFill>
+                    <a:blip r:embed="rId67"/>
+                    <a:stretch>
+                      <a:fillRect/>
+                    </a:stretch>
+                  </pic:blipFill>
+                  <pic:spPr>
+                    <a:xfrm>
+                      <a:off x="0" y="0"/>
+                      <a:ext cx="5486400" cy="3629761"/>
+                    </a:xfrm>
+                    <a:prstGeom prst="rect"/>
+                  </pic:spPr>
+                </pic:pic>
+              </a:graphicData>
+            </a:graphic>
+          </wp:inline>
+        </w:drawing>
+      </w:r>
+    </w:p>
+    <w:p>
+      <w:pPr>
+        <w:spacing w:after="200"/>
+        <w:jc w:val="center"/>
+      </w:pPr>
+      <w:r>
+        <w:rPr>
+          <w:i/>
+          <w:iCs/>
+          <w:color w:val="44546A"/>
+          <w:sz w:val="18"/>
+          <w:szCs w:val="18"/>
+        </w:rPr>
+        <w:t xml:space="preserve">Figura 19. W-18 Seguimiento de pedido sin sesión.</w:t>
+      </w:r>
+    </w:p>
+    <w:p>
+      <w:pPr>
+        <w:keepNext/>
+        <w:spacing w:before="120"/>
+        <w:jc w:val="center"/>
+      </w:pPr>
+      <w:r>
+        <w:drawing>
+          <wp:inline xmlns:a="http://schemas.openxmlformats.org/drawingml/2006/main" xmlns:pic="http://schemas.openxmlformats.org/drawingml/2006/picture">
+            <wp:extent cx="4937760" cy="3107782"/>
+            <wp:docPr id="3" name="Picture 3" descr="Figura 20. W-18 Código de seguimiento incorrecto." title="Figura 20. W-18 Código de seguimiento incorrecto."/>
+            <wp:cNvGraphicFramePr>
+              <a:graphicFrameLocks noChangeAspect="1"/>
+            </wp:cNvGraphicFramePr>
+            <a:graphic>
+              <a:graphicData uri="http://schemas.openxmlformats.org/drawingml/2006/picture">
+                <pic:pic>
+                  <pic:nvPicPr>
+                    <pic:cNvPr id="0" name="04_seguimiento_codigo_incorrecto.png"/>
+                    <pic:cNvPicPr/>
+                  </pic:nvPicPr>
+                  <pic:blipFill>
+                    <a:blip r:embed="rId68"/>
+                    <a:stretch>
+                      <a:fillRect/>
+                    </a:stretch>
+                  </pic:blipFill>
+                  <pic:spPr>
+                    <a:xfrm>
+                      <a:off x="0" y="0"/>
+                      <a:ext cx="4937760" cy="3107782"/>
+                    </a:xfrm>
+                    <a:prstGeom prst="rect"/>
+                  </pic:spPr>
+                </pic:pic>
+              </a:graphicData>
+            </a:graphic>
+          </wp:inline>
+        </w:drawing>
+      </w:r>
+    </w:p>
+    <w:p>
+      <w:pPr>
+        <w:spacing w:after="200"/>
+        <w:jc w:val="center"/>
+      </w:pPr>
+      <w:r>
+        <w:rPr>
+          <w:i/>
+          <w:iCs/>
+          <w:color w:val="44546A"/>
+          <w:sz w:val="18"/>
+          <w:szCs w:val="18"/>
+        </w:rPr>
+        <w:t xml:space="preserve">Figura 20. W-18 Código de seguimiento incorrecto.</w:t>
+      </w:r>
+    </w:p>
+    <w:tbl>
+      <w:tblPr>
+        <w:tblW w:type="dxa" w:w="9360"/>
+        <w:tblBorders>
+          <w:top w:val="single" w:color="auto" w:sz="4"/>
+          <w:left w:val="single" w:color="auto" w:sz="4"/>
+          <w:bottom w:val="single" w:color="auto" w:sz="4"/>
+          <w:right w:val="single" w:color="auto" w:sz="4"/>
+          <w:insideH w:val="single" w:color="auto" w:sz="4"/>
+          <w:insideV w:val="single" w:color="auto" w:sz="4"/>
+        </w:tblBorders>
+      </w:tblPr>
+      <w:tblGrid>
+        <w:gridCol w:w="2000"/>
+        <w:gridCol w:w="7360"/>
+      </w:tblGrid>
+      <w:tr>
+        <w:trPr>
+          <w:tblHeader/>
+        </w:trPr>
+        <w:tc>
+          <w:tcPr>
+            <w:tcW w:type="dxa" w:w="2000"/>
+            <w:tcBorders>
+              <w:top w:val="single" w:color="8496B0" w:sz="4"/>
+              <w:left w:val="single" w:color="8496B0" w:sz="4"/>
+              <w:bottom w:val="single" w:color="8496B0" w:sz="4"/>
+              <w:right w:val="single" w:color="8496B0" w:sz="4"/>
+            </w:tcBorders>
+            <w:shd w:fill="DCE4EF" w:color="auto" w:val="clear"/>
+            <w:tcMar>
+              <w:top w:type="dxa" w:w="50"/>
+              <w:left w:type="dxa" w:w="90"/>
+              <w:bottom w:type="dxa" w:w="50"/>
+              <w:right w:type="dxa" w:w="90"/>
+            </w:tcMar>
+          </w:tcPr>
+          <w:p>
+            <w:r>
+              <w:rPr>
+                <w:rFonts w:ascii="Calibri" w:cs="Calibri" w:eastAsia="Calibri" w:hAnsi="Calibri"/>
+                <w:b/>
+                <w:bCs/>
+                <w:sz w:val="18"/>
+                <w:szCs w:val="18"/>
+              </w:rPr>
+              <w:t xml:space="preserve">Campo</w:t>
+            </w:r>
+          </w:p>
+        </w:tc>
+        <w:tc>
+          <w:tcPr>
+            <w:tcW w:type="dxa" w:w="7360"/>
+            <w:tcBorders>
+              <w:top w:val="single" w:color="8496B0" w:sz="4"/>
+              <w:left w:val="single" w:color="8496B0" w:sz="4"/>
+              <w:bottom w:val="single" w:color="8496B0" w:sz="4"/>
+              <w:right w:val="single" w:color="8496B0" w:sz="4"/>
+            </w:tcBorders>
+            <w:shd w:fill="DCE4EF" w:color="auto" w:val="clear"/>
+            <w:tcMar>
+              <w:top w:type="dxa" w:w="50"/>
+              <w:left w:type="dxa" w:w="90"/>
+              <w:bottom w:type="dxa" w:w="50"/>
+              <w:right w:type="dxa" w:w="90"/>
+            </w:tcMar>
+          </w:tcPr>
+          <w:p>
+            <w:r>
+              <w:rPr>
+                <w:rFonts w:ascii="Calibri" w:cs="Calibri" w:eastAsia="Calibri" w:hAnsi="Calibri"/>
+                <w:b/>
+                <w:bCs/>
+                <w:sz w:val="18"/>
+                <w:szCs w:val="18"/>
+              </w:rPr>
+              <w:t xml:space="preserve">Detalle</w:t>
+            </w:r>
+          </w:p>
+        </w:tc>
+      </w:tr>
+      <w:tr>
+        <w:trPr>
+          <w:cantSplit/>
+        </w:trPr>
+        <w:tc>
+          <w:tcPr>
+            <w:tcW w:type="dxa" w:w="2000"/>
+            <w:tcBorders>
+              <w:top w:val="single" w:color="8496B0" w:sz="4"/>
+              <w:left w:val="single" w:color="8496B0" w:sz="4"/>
+              <w:bottom w:val="single" w:color="8496B0" w:sz="4"/>
+              <w:right w:val="single" w:color="8496B0" w:sz="4"/>
+            </w:tcBorders>
+            <w:tcMar>
+              <w:top w:type="dxa" w:w="50"/>
+              <w:left w:type="dxa" w:w="90"/>
+              <w:bottom w:type="dxa" w:w="50"/>
+              <w:right w:type="dxa" w:w="90"/>
+            </w:tcMar>
+          </w:tcPr>
+          <w:p>
+            <w:r>
+              <w:rPr>
+                <w:rFonts w:ascii="Calibri" w:cs="Calibri" w:eastAsia="Calibri" w:hAnsi="Calibri"/>
+                <w:b w:val="false"/>
+                <w:bCs w:val="false"/>
+                <w:sz w:val="18"/>
+                <w:szCs w:val="18"/>
+              </w:rPr>
+              <w:t xml:space="preserve">Actor</w:t>
+            </w:r>
+          </w:p>
+        </w:tc>
+        <w:tc>
+          <w:tcPr>
+            <w:tcW w:type="dxa" w:w="7360"/>
+            <w:tcBorders>
+              <w:top w:val="single" w:color="8496B0" w:sz="4"/>
+              <w:left w:val="single" w:color="8496B0" w:sz="4"/>
+              <w:bottom w:val="single" w:color="8496B0" w:sz="4"/>
+              <w:right w:val="single" w:color="8496B0" w:sz="4"/>
+            </w:tcBorders>
+            <w:tcMar>
+              <w:top w:type="dxa" w:w="50"/>
+              <w:left w:type="dxa" w:w="90"/>
+              <w:bottom w:type="dxa" w:w="50"/>
+              <w:right w:type="dxa" w:w="90"/>
+            </w:tcMar>
+          </w:tcPr>
+          <w:p>
+            <w:r>
+              <w:rPr>
+                <w:rFonts w:ascii="Calibri" w:cs="Calibri" w:eastAsia="Calibri" w:hAnsi="Calibri"/>
+                <w:b w:val="false"/>
+                <w:bCs w:val="false"/>
+                <w:sz w:val="18"/>
+                <w:szCs w:val="18"/>
+              </w:rPr>
+              <w:t xml:space="preserve">Cliente o visitante con el número y el código del pedido</w:t>
+            </w:r>
+          </w:p>
+        </w:tc>
+      </w:tr>
+      <w:tr>
+        <w:trPr>
+          <w:cantSplit/>
+        </w:trPr>
+        <w:tc>
+          <w:tcPr>
+            <w:tcW w:type="dxa" w:w="2000"/>
+            <w:tcBorders>
+              <w:top w:val="single" w:color="8496B0" w:sz="4"/>
+              <w:left w:val="single" w:color="8496B0" w:sz="4"/>
+              <w:bottom w:val="single" w:color="8496B0" w:sz="4"/>
+              <w:right w:val="single" w:color="8496B0" w:sz="4"/>
+            </w:tcBorders>
+            <w:tcMar>
+              <w:top w:type="dxa" w:w="50"/>
+              <w:left w:type="dxa" w:w="90"/>
+              <w:bottom w:type="dxa" w:w="50"/>
+              <w:right w:type="dxa" w:w="90"/>
+            </w:tcMar>
+          </w:tcPr>
+          <w:p>
+            <w:r>
+              <w:rPr>
+                <w:rFonts w:ascii="Calibri" w:cs="Calibri" w:eastAsia="Calibri" w:hAnsi="Calibri"/>
+                <w:b w:val="false"/>
+                <w:bCs w:val="false"/>
+                <w:sz w:val="18"/>
+                <w:szCs w:val="18"/>
+              </w:rPr>
+              <w:t xml:space="preserve">Ruta o panel</w:t>
+            </w:r>
+          </w:p>
+        </w:tc>
+        <w:tc>
+          <w:tcPr>
+            <w:tcW w:type="dxa" w:w="7360"/>
+            <w:tcBorders>
+              <w:top w:val="single" w:color="8496B0" w:sz="4"/>
+              <w:left w:val="single" w:color="8496B0" w:sz="4"/>
+              <w:bottom w:val="single" w:color="8496B0" w:sz="4"/>
+              <w:right w:val="single" w:color="8496B0" w:sz="4"/>
+            </w:tcBorders>
+            <w:tcMar>
+              <w:top w:type="dxa" w:w="50"/>
+              <w:left w:type="dxa" w:w="90"/>
+              <w:bottom w:type="dxa" w:w="50"/>
+              <w:right w:type="dxa" w:w="90"/>
+            </w:tcMar>
+          </w:tcPr>
+          <w:p>
+            <w:r>
+              <w:rPr>
+                <w:rFonts w:ascii="Calibri" w:cs="Calibri" w:eastAsia="Calibri" w:hAnsi="Calibri"/>
+                <w:b w:val="false"/>
+                <w:bCs w:val="false"/>
+                <w:sz w:val="18"/>
+                <w:szCs w:val="18"/>
+              </w:rPr>
+              <w:t xml:space="preserve">/seguimiento-pedido/</w:t>
+            </w:r>
+          </w:p>
+        </w:tc>
+      </w:tr>
+      <w:tr>
+        <w:trPr>
+          <w:cantSplit/>
+        </w:trPr>
+        <w:tc>
+          <w:tcPr>
+            <w:tcW w:type="dxa" w:w="2000"/>
+            <w:tcBorders>
+              <w:top w:val="single" w:color="8496B0" w:sz="4"/>
+              <w:left w:val="single" w:color="8496B0" w:sz="4"/>
+              <w:bottom w:val="single" w:color="8496B0" w:sz="4"/>
+              <w:right w:val="single" w:color="8496B0" w:sz="4"/>
+            </w:tcBorders>
+            <w:tcMar>
+              <w:top w:type="dxa" w:w="50"/>
+              <w:left w:type="dxa" w:w="90"/>
+              <w:bottom w:type="dxa" w:w="50"/>
+              <w:right w:type="dxa" w:w="90"/>
+            </w:tcMar>
+          </w:tcPr>
+          <w:p>
+            <w:r>
+              <w:rPr>
+                <w:rFonts w:ascii="Calibri" w:cs="Calibri" w:eastAsia="Calibri" w:hAnsi="Calibri"/>
+                <w:b w:val="false"/>
+                <w:bCs w:val="false"/>
+                <w:sz w:val="18"/>
+                <w:szCs w:val="18"/>
+              </w:rPr>
+              <w:t xml:space="preserve">Casos de uso</w:t>
+            </w:r>
+          </w:p>
+        </w:tc>
+        <w:tc>
+          <w:tcPr>
+            <w:tcW w:type="dxa" w:w="7360"/>
+            <w:tcBorders>
+              <w:top w:val="single" w:color="8496B0" w:sz="4"/>
+              <w:left w:val="single" w:color="8496B0" w:sz="4"/>
+              <w:bottom w:val="single" w:color="8496B0" w:sz="4"/>
+              <w:right w:val="single" w:color="8496B0" w:sz="4"/>
+            </w:tcBorders>
+            <w:tcMar>
+              <w:top w:type="dxa" w:w="50"/>
+              <w:left w:type="dxa" w:w="90"/>
+              <w:bottom w:type="dxa" w:w="50"/>
+              <w:right w:type="dxa" w:w="90"/>
+            </w:tcMar>
+          </w:tcPr>
+          <w:p>
+            <w:r>
+              <w:rPr>
+                <w:rFonts w:ascii="Calibri" w:cs="Calibri" w:eastAsia="Calibri" w:hAnsi="Calibri"/>
+                <w:b w:val="false"/>
+                <w:bCs w:val="false"/>
+                <w:sz w:val="18"/>
+                <w:szCs w:val="18"/>
+              </w:rPr>
+              <w:t xml:space="preserve">CU-REP-06</w:t>
+            </w:r>
+          </w:p>
+        </w:tc>
+      </w:tr>
+      <w:tr>
+        <w:trPr>
+          <w:cantSplit/>
+        </w:trPr>
+        <w:tc>
+          <w:tcPr>
+            <w:tcW w:type="dxa" w:w="2000"/>
+            <w:tcBorders>
+              <w:top w:val="single" w:color="8496B0" w:sz="4"/>
+              <w:left w:val="single" w:color="8496B0" w:sz="4"/>
+              <w:bottom w:val="single" w:color="8496B0" w:sz="4"/>
+              <w:right w:val="single" w:color="8496B0" w:sz="4"/>
+            </w:tcBorders>
+            <w:tcMar>
+              <w:top w:type="dxa" w:w="50"/>
+              <w:left w:type="dxa" w:w="90"/>
+              <w:bottom w:type="dxa" w:w="50"/>
+              <w:right w:type="dxa" w:w="90"/>
+            </w:tcMar>
+          </w:tcPr>
+          <w:p>
+            <w:r>
+              <w:rPr>
+                <w:rFonts w:ascii="Calibri" w:cs="Calibri" w:eastAsia="Calibri" w:hAnsi="Calibri"/>
+                <w:b w:val="false"/>
+                <w:bCs w:val="false"/>
+                <w:sz w:val="18"/>
+                <w:szCs w:val="18"/>
+              </w:rPr>
+              <w:t xml:space="preserve">Fuente</w:t>
+            </w:r>
+          </w:p>
+        </w:tc>
+        <w:tc>
+          <w:tcPr>
+            <w:tcW w:type="dxa" w:w="7360"/>
+            <w:tcBorders>
+              <w:top w:val="single" w:color="8496B0" w:sz="4"/>
+              <w:left w:val="single" w:color="8496B0" w:sz="4"/>
+              <w:bottom w:val="single" w:color="8496B0" w:sz="4"/>
+              <w:right w:val="single" w:color="8496B0" w:sz="4"/>
+            </w:tcBorders>
+            <w:tcMar>
+              <w:top w:type="dxa" w:w="50"/>
+              <w:left w:type="dxa" w:w="90"/>
+              <w:bottom w:type="dxa" w:w="50"/>
+              <w:right w:type="dxa" w:w="90"/>
+            </w:tcMar>
+          </w:tcPr>
+          <w:p>
+            <w:r>
+              <w:rPr>
+                <w:rFonts w:ascii="Calibri" w:cs="Calibri" w:eastAsia="Calibri" w:hAnsi="Calibri"/>
+                <w:b w:val="false"/>
+                <w:bCs w:val="false"/>
+                <w:sz w:val="18"/>
+                <w:szCs w:val="18"/>
+              </w:rPr>
+              <w:t xml:space="preserve">Demostración local (19-10-2026)</w:t>
+            </w:r>
+          </w:p>
+        </w:tc>
+      </w:tr>
+    </w:tbl>
+    <w:p>
+      <w:pPr>
+        <w:spacing w:after="60"/>
+      </w:pPr>
+    </w:p>
+    <w:p>
+      <w:pPr>
+        <w:spacing w:after="120"/>
+        <w:jc w:val="both"/>
+      </w:pPr>
+      <w:r>
+        <w:t xml:space="preserve">Formulario con el número de la orden de compra y el código de seguimiento. La página consulta la API pública desde el navegador y muestra el avance del pedido, su estado, la entrega estimada, las etapas, los productos con su orden de trabajo y el historial. Ante un número o un código incorrecto muestra siempre el mismo mensaje.</w:t>
+      </w:r>
+    </w:p>
+    <w:p>
+      <w:pPr>
+        <w:pStyle w:val="Heading3"/>
+        <w:keepNext/>
+      </w:pPr>
+      <w:r>
+        <w:t xml:space="preserve">W-19 — Documentación de la API pública</w:t>
+      </w:r>
+    </w:p>
+    <w:p>
+      <w:pPr>
+        <w:keepNext/>
+        <w:spacing w:before="120"/>
+        <w:jc w:val="center"/>
+      </w:pPr>
+      <w:r>
+        <w:drawing>
+          <wp:inline xmlns:a="http://schemas.openxmlformats.org/drawingml/2006/main" xmlns:pic="http://schemas.openxmlformats.org/drawingml/2006/picture">
+            <wp:extent cx="5760720" cy="2465507"/>
+            <wp:docPr id="4" name="Picture 4" descr="Figura 21. W-19 Documentación de la API pública (Swagger)." title="Figura 21. W-19 Documentación de la API pública (Swagger)."/>
+            <wp:cNvGraphicFramePr>
+              <a:graphicFrameLocks noChangeAspect="1"/>
+            </wp:cNvGraphicFramePr>
+            <a:graphic>
+              <a:graphicData uri="http://schemas.openxmlformats.org/drawingml/2006/picture">
+                <pic:pic>
+                  <pic:nvPicPr>
+                    <pic:cNvPr id="0" name="09_swagger_portada.png"/>
+                    <pic:cNvPicPr/>
+                  </pic:nvPicPr>
+                  <pic:blipFill>
+                    <a:blip r:embed="rId69"/>
+                    <a:stretch>
+                      <a:fillRect/>
+                    </a:stretch>
+                  </pic:blipFill>
+                  <pic:spPr>
+                    <a:xfrm>
+                      <a:off x="0" y="0"/>
+                      <a:ext cx="5760720" cy="2465507"/>
+                    </a:xfrm>
+                    <a:prstGeom prst="rect"/>
+                  </pic:spPr>
+                </pic:pic>
+              </a:graphicData>
+            </a:graphic>
+          </wp:inline>
+        </w:drawing>
+      </w:r>
+    </w:p>
+    <w:p>
+      <w:pPr>
+        <w:spacing w:after="200"/>
+        <w:jc w:val="center"/>
+      </w:pPr>
+      <w:r>
+        <w:rPr>
+          <w:i/>
+          <w:iCs/>
+          <w:color w:val="44546A"/>
+          <w:sz w:val="18"/>
+          <w:szCs w:val="18"/>
+        </w:rPr>
+        <w:t xml:space="preserve">Figura 21. W-19 Documentación de la API pública (Swagger).</w:t>
+      </w:r>
+    </w:p>
+    <w:tbl>
+      <w:tblPr>
+        <w:tblW w:type="dxa" w:w="9360"/>
+        <w:tblBorders>
+          <w:top w:val="single" w:color="auto" w:sz="4"/>
+          <w:left w:val="single" w:color="auto" w:sz="4"/>
+          <w:bottom w:val="single" w:color="auto" w:sz="4"/>
+          <w:right w:val="single" w:color="auto" w:sz="4"/>
+          <w:insideH w:val="single" w:color="auto" w:sz="4"/>
+          <w:insideV w:val="single" w:color="auto" w:sz="4"/>
+        </w:tblBorders>
+      </w:tblPr>
+      <w:tblGrid>
+        <w:gridCol w:w="2000"/>
+        <w:gridCol w:w="7360"/>
+      </w:tblGrid>
+      <w:tr>
+        <w:trPr>
+          <w:tblHeader/>
+        </w:trPr>
+        <w:tc>
+          <w:tcPr>
+            <w:tcW w:type="dxa" w:w="2000"/>
+            <w:tcBorders>
+              <w:top w:val="single" w:color="8496B0" w:sz="4"/>
+              <w:left w:val="single" w:color="8496B0" w:sz="4"/>
+              <w:bottom w:val="single" w:color="8496B0" w:sz="4"/>
+              <w:right w:val="single" w:color="8496B0" w:sz="4"/>
+            </w:tcBorders>
+            <w:shd w:fill="DCE4EF" w:color="auto" w:val="clear"/>
+            <w:tcMar>
+              <w:top w:type="dxa" w:w="50"/>
+              <w:left w:type="dxa" w:w="90"/>
+              <w:bottom w:type="dxa" w:w="50"/>
+              <w:right w:type="dxa" w:w="90"/>
+            </w:tcMar>
+          </w:tcPr>
+          <w:p>
+            <w:r>
+              <w:rPr>
+                <w:rFonts w:ascii="Calibri" w:cs="Calibri" w:eastAsia="Calibri" w:hAnsi="Calibri"/>
+                <w:b/>
+                <w:bCs/>
+                <w:sz w:val="18"/>
+                <w:szCs w:val="18"/>
+              </w:rPr>
+              <w:t xml:space="preserve">Campo</w:t>
+            </w:r>
+          </w:p>
+        </w:tc>
+        <w:tc>
+          <w:tcPr>
+            <w:tcW w:type="dxa" w:w="7360"/>
+            <w:tcBorders>
+              <w:top w:val="single" w:color="8496B0" w:sz="4"/>
+              <w:left w:val="single" w:color="8496B0" w:sz="4"/>
+              <w:bottom w:val="single" w:color="8496B0" w:sz="4"/>
+              <w:right w:val="single" w:color="8496B0" w:sz="4"/>
+            </w:tcBorders>
+            <w:shd w:fill="DCE4EF" w:color="auto" w:val="clear"/>
+            <w:tcMar>
+              <w:top w:type="dxa" w:w="50"/>
+              <w:left w:type="dxa" w:w="90"/>
+              <w:bottom w:type="dxa" w:w="50"/>
+              <w:right w:type="dxa" w:w="90"/>
+            </w:tcMar>
+          </w:tcPr>
+          <w:p>
+            <w:r>
+              <w:rPr>
+                <w:rFonts w:ascii="Calibri" w:cs="Calibri" w:eastAsia="Calibri" w:hAnsi="Calibri"/>
+                <w:b/>
+                <w:bCs/>
+                <w:sz w:val="18"/>
+                <w:szCs w:val="18"/>
+              </w:rPr>
+              <w:t xml:space="preserve">Detalle</w:t>
+            </w:r>
+          </w:p>
+        </w:tc>
+      </w:tr>
+      <w:tr>
+        <w:trPr>
+          <w:cantSplit/>
+        </w:trPr>
+        <w:tc>
+          <w:tcPr>
+            <w:tcW w:type="dxa" w:w="2000"/>
+            <w:tcBorders>
+              <w:top w:val="single" w:color="8496B0" w:sz="4"/>
+              <w:left w:val="single" w:color="8496B0" w:sz="4"/>
+              <w:bottom w:val="single" w:color="8496B0" w:sz="4"/>
+              <w:right w:val="single" w:color="8496B0" w:sz="4"/>
+            </w:tcBorders>
+            <w:tcMar>
+              <w:top w:type="dxa" w:w="50"/>
+              <w:left w:type="dxa" w:w="90"/>
+              <w:bottom w:type="dxa" w:w="50"/>
+              <w:right w:type="dxa" w:w="90"/>
+            </w:tcMar>
+          </w:tcPr>
+          <w:p>
+            <w:r>
+              <w:rPr>
+                <w:rFonts w:ascii="Calibri" w:cs="Calibri" w:eastAsia="Calibri" w:hAnsi="Calibri"/>
+                <w:b w:val="false"/>
+                <w:bCs w:val="false"/>
+                <w:sz w:val="18"/>
+                <w:szCs w:val="18"/>
+              </w:rPr>
+              <w:t xml:space="preserve">Actor</w:t>
+            </w:r>
+          </w:p>
+        </w:tc>
+        <w:tc>
+          <w:tcPr>
+            <w:tcW w:type="dxa" w:w="7360"/>
+            <w:tcBorders>
+              <w:top w:val="single" w:color="8496B0" w:sz="4"/>
+              <w:left w:val="single" w:color="8496B0" w:sz="4"/>
+              <w:bottom w:val="single" w:color="8496B0" w:sz="4"/>
+              <w:right w:val="single" w:color="8496B0" w:sz="4"/>
+            </w:tcBorders>
+            <w:tcMar>
+              <w:top w:type="dxa" w:w="50"/>
+              <w:left w:type="dxa" w:w="90"/>
+              <w:bottom w:type="dxa" w:w="50"/>
+              <w:right w:type="dxa" w:w="90"/>
+            </w:tcMar>
+          </w:tcPr>
+          <w:p>
+            <w:r>
+              <w:rPr>
+                <w:rFonts w:ascii="Calibri" w:cs="Calibri" w:eastAsia="Calibri" w:hAnsi="Calibri"/>
+                <w:b w:val="false"/>
+                <w:bCs w:val="false"/>
+                <w:sz w:val="18"/>
+                <w:szCs w:val="18"/>
+              </w:rPr>
+              <w:t xml:space="preserve">Desarrollador de un sistema externo</w:t>
+            </w:r>
+          </w:p>
+        </w:tc>
+      </w:tr>
+      <w:tr>
+        <w:trPr>
+          <w:cantSplit/>
+        </w:trPr>
+        <w:tc>
+          <w:tcPr>
+            <w:tcW w:type="dxa" w:w="2000"/>
+            <w:tcBorders>
+              <w:top w:val="single" w:color="8496B0" w:sz="4"/>
+              <w:left w:val="single" w:color="8496B0" w:sz="4"/>
+              <w:bottom w:val="single" w:color="8496B0" w:sz="4"/>
+              <w:right w:val="single" w:color="8496B0" w:sz="4"/>
+            </w:tcBorders>
+            <w:tcMar>
+              <w:top w:type="dxa" w:w="50"/>
+              <w:left w:type="dxa" w:w="90"/>
+              <w:bottom w:type="dxa" w:w="50"/>
+              <w:right w:type="dxa" w:w="90"/>
+            </w:tcMar>
+          </w:tcPr>
+          <w:p>
+            <w:r>
+              <w:rPr>
+                <w:rFonts w:ascii="Calibri" w:cs="Calibri" w:eastAsia="Calibri" w:hAnsi="Calibri"/>
+                <w:b w:val="false"/>
+                <w:bCs w:val="false"/>
+                <w:sz w:val="18"/>
+                <w:szCs w:val="18"/>
+              </w:rPr>
+              <w:t xml:space="preserve">Ruta o panel</w:t>
+            </w:r>
+          </w:p>
+        </w:tc>
+        <w:tc>
+          <w:tcPr>
+            <w:tcW w:type="dxa" w:w="7360"/>
+            <w:tcBorders>
+              <w:top w:val="single" w:color="8496B0" w:sz="4"/>
+              <w:left w:val="single" w:color="8496B0" w:sz="4"/>
+              <w:bottom w:val="single" w:color="8496B0" w:sz="4"/>
+              <w:right w:val="single" w:color="8496B0" w:sz="4"/>
+            </w:tcBorders>
+            <w:tcMar>
+              <w:top w:type="dxa" w:w="50"/>
+              <w:left w:type="dxa" w:w="90"/>
+              <w:bottom w:type="dxa" w:w="50"/>
+              <w:right w:type="dxa" w:w="90"/>
+            </w:tcMar>
+          </w:tcPr>
+          <w:p>
+            <w:r>
+              <w:rPr>
+                <w:rFonts w:ascii="Calibri" w:cs="Calibri" w:eastAsia="Calibri" w:hAnsi="Calibri"/>
+                <w:b w:val="false"/>
+                <w:bCs w:val="false"/>
+                <w:sz w:val="18"/>
+                <w:szCs w:val="18"/>
+              </w:rPr>
+              <w:t xml:space="preserve">/api/publica/v1/docs/</w:t>
+            </w:r>
+          </w:p>
+        </w:tc>
+      </w:tr>
+      <w:tr>
+        <w:trPr>
+          <w:cantSplit/>
+        </w:trPr>
+        <w:tc>
+          <w:tcPr>
+            <w:tcW w:type="dxa" w:w="2000"/>
+            <w:tcBorders>
+              <w:top w:val="single" w:color="8496B0" w:sz="4"/>
+              <w:left w:val="single" w:color="8496B0" w:sz="4"/>
+              <w:bottom w:val="single" w:color="8496B0" w:sz="4"/>
+              <w:right w:val="single" w:color="8496B0" w:sz="4"/>
+            </w:tcBorders>
+            <w:tcMar>
+              <w:top w:type="dxa" w:w="50"/>
+              <w:left w:type="dxa" w:w="90"/>
+              <w:bottom w:type="dxa" w:w="50"/>
+              <w:right w:type="dxa" w:w="90"/>
+            </w:tcMar>
+          </w:tcPr>
+          <w:p>
+            <w:r>
+              <w:rPr>
+                <w:rFonts w:ascii="Calibri" w:cs="Calibri" w:eastAsia="Calibri" w:hAnsi="Calibri"/>
+                <w:b w:val="false"/>
+                <w:bCs w:val="false"/>
+                <w:sz w:val="18"/>
+                <w:szCs w:val="18"/>
+              </w:rPr>
+              <w:t xml:space="preserve">Casos de uso</w:t>
+            </w:r>
+          </w:p>
+        </w:tc>
+        <w:tc>
+          <w:tcPr>
+            <w:tcW w:type="dxa" w:w="7360"/>
+            <w:tcBorders>
+              <w:top w:val="single" w:color="8496B0" w:sz="4"/>
+              <w:left w:val="single" w:color="8496B0" w:sz="4"/>
+              <w:bottom w:val="single" w:color="8496B0" w:sz="4"/>
+              <w:right w:val="single" w:color="8496B0" w:sz="4"/>
+            </w:tcBorders>
+            <w:tcMar>
+              <w:top w:type="dxa" w:w="50"/>
+              <w:left w:type="dxa" w:w="90"/>
+              <w:bottom w:type="dxa" w:w="50"/>
+              <w:right w:type="dxa" w:w="90"/>
+            </w:tcMar>
+          </w:tcPr>
+          <w:p>
+            <w:r>
+              <w:rPr>
+                <w:rFonts w:ascii="Calibri" w:cs="Calibri" w:eastAsia="Calibri" w:hAnsi="Calibri"/>
+                <w:b w:val="false"/>
+                <w:bCs w:val="false"/>
+                <w:sz w:val="18"/>
+                <w:szCs w:val="18"/>
+              </w:rPr>
+              <w:t xml:space="preserve">CU-REP-06, CU-REP-07</w:t>
+            </w:r>
+          </w:p>
+        </w:tc>
+      </w:tr>
+      <w:tr>
+        <w:trPr>
+          <w:cantSplit/>
+        </w:trPr>
+        <w:tc>
+          <w:tcPr>
+            <w:tcW w:type="dxa" w:w="2000"/>
+            <w:tcBorders>
+              <w:top w:val="single" w:color="8496B0" w:sz="4"/>
+              <w:left w:val="single" w:color="8496B0" w:sz="4"/>
+              <w:bottom w:val="single" w:color="8496B0" w:sz="4"/>
+              <w:right w:val="single" w:color="8496B0" w:sz="4"/>
+            </w:tcBorders>
+            <w:tcMar>
+              <w:top w:type="dxa" w:w="50"/>
+              <w:left w:type="dxa" w:w="90"/>
+              <w:bottom w:type="dxa" w:w="50"/>
+              <w:right w:type="dxa" w:w="90"/>
+            </w:tcMar>
+          </w:tcPr>
+          <w:p>
+            <w:r>
+              <w:rPr>
+                <w:rFonts w:ascii="Calibri" w:cs="Calibri" w:eastAsia="Calibri" w:hAnsi="Calibri"/>
+                <w:b w:val="false"/>
+                <w:bCs w:val="false"/>
+                <w:sz w:val="18"/>
+                <w:szCs w:val="18"/>
+              </w:rPr>
+              <w:t xml:space="preserve">Fuente</w:t>
+            </w:r>
+          </w:p>
+        </w:tc>
+        <w:tc>
+          <w:tcPr>
+            <w:tcW w:type="dxa" w:w="7360"/>
+            <w:tcBorders>
+              <w:top w:val="single" w:color="8496B0" w:sz="4"/>
+              <w:left w:val="single" w:color="8496B0" w:sz="4"/>
+              <w:bottom w:val="single" w:color="8496B0" w:sz="4"/>
+              <w:right w:val="single" w:color="8496B0" w:sz="4"/>
+            </w:tcBorders>
+            <w:tcMar>
+              <w:top w:type="dxa" w:w="50"/>
+              <w:left w:type="dxa" w:w="90"/>
+              <w:bottom w:type="dxa" w:w="50"/>
+              <w:right w:type="dxa" w:w="90"/>
+            </w:tcMar>
+          </w:tcPr>
+          <w:p>
+            <w:r>
+              <w:rPr>
+                <w:rFonts w:ascii="Calibri" w:cs="Calibri" w:eastAsia="Calibri" w:hAnsi="Calibri"/>
+                <w:b w:val="false"/>
+                <w:bCs w:val="false"/>
+                <w:sz w:val="18"/>
+                <w:szCs w:val="18"/>
+              </w:rPr>
+              <w:t xml:space="preserve">Demostración local (19-10-2026)</w:t>
+            </w:r>
+          </w:p>
+        </w:tc>
+      </w:tr>
+    </w:tbl>
+    <w:p>
+      <w:pPr>
+        <w:spacing w:after="60"/>
+      </w:pPr>
+    </w:p>
+    <w:p>
+      <w:pPr>
+        <w:spacing w:after="120"/>
+        <w:jc w:val="both"/>
+      </w:pPr>
+      <w:r>
+        <w:t xml:space="preserve">Swagger UI generado desde el código con drf-spectacular. Agrupa los servicios en Seguimiento de pedidos y Cotizador, muestra los esquemas de cada respuesta y permite probar cada servicio con el botón «Authorize», que recibe la clave de API.</w:t>
+      </w:r>
+    </w:p>
+    <w:p>
+      <w:pPr>
         <w:pStyle w:val="Heading1"/>
         <w:pageBreakBefore/>
       </w:pPr>
@@ -9546,7 +10431,7 @@
           <wp:inline distT="0" distB="0" distL="0" distR="0">
             <wp:extent cx="2400300" cy="2114550"/>
             <wp:effectExtent t="0" r="0" b="0" l="0"/>
-            <wp:docPr id="1" name="Figura 19. E-01 Ingreso." descr="Figura 19. E-01 Ingreso." title="Figura 19. E-01 Ingreso."/>
+            <wp:docPr id="1" name="Figura 19. E-01 Ingreso." descr="Figura 22. E-01 Ingreso." title="Figura 22. E-01 Ingreso."/>
             <wp:cNvGraphicFramePr>
               <a:graphicFrameLocks xmlns:a="http://schemas.openxmlformats.org/drawingml/2006/main" noChangeAspect="1"/>
             </wp:cNvGraphicFramePr>
@@ -9595,7 +10480,7 @@
           <w:sz w:val="18"/>
           <w:szCs w:val="18"/>
         </w:rPr>
-        <w:t xml:space="preserve">Figura 19. E-01 Ingreso.</w:t>
+        <w:t xml:space="preserve">Figura 22. E-01 Ingreso.</w:t>
       </w:r>
     </w:p>
     <w:tbl>
@@ -9966,7 +10851,7 @@
           <wp:inline distT="0" distB="0" distL="0" distR="0">
             <wp:extent cx="5943600" cy="3705225"/>
             <wp:effectExtent t="0" r="0" b="0" l="0"/>
-            <wp:docPr id="1" name="Figura 20. E-02 Inicio y bandeja de pendientes." descr="Figura 20. E-02 Inicio y bandeja de pendientes." title="Figura 20. E-02 Inicio y bandeja de pendientes."/>
+            <wp:docPr id="1" name="Figura 20. E-02 Inicio y bandeja de pendientes." descr="Figura 23. E-02 Inicio y bandeja de pendientes." title="Figura 23. E-02 Inicio y bandeja de pendientes."/>
             <wp:cNvGraphicFramePr>
               <a:graphicFrameLocks xmlns:a="http://schemas.openxmlformats.org/drawingml/2006/main" noChangeAspect="1"/>
             </wp:cNvGraphicFramePr>
@@ -10015,7 +10900,7 @@
           <w:sz w:val="18"/>
           <w:szCs w:val="18"/>
         </w:rPr>
-        <w:t xml:space="preserve">Figura 20. E-02 Inicio y bandeja de pendientes.</w:t>
+        <w:t xml:space="preserve">Figura 23. E-02 Inicio y bandeja de pendientes.</w:t>
       </w:r>
     </w:p>
     <w:tbl>
@@ -10386,7 +11271,7 @@
           <wp:inline distT="0" distB="0" distL="0" distR="0">
             <wp:extent cx="5943600" cy="3705225"/>
             <wp:effectExtent t="0" r="0" b="0" l="0"/>
-            <wp:docPr id="1" name="Figura 21. E-03 Catálogo de productos." descr="Figura 21. E-03 Catálogo de productos." title="Figura 21. E-03 Catálogo de productos."/>
+            <wp:docPr id="1" name="Figura 21. E-03 Catálogo de productos." descr="Figura 24. E-03 Catálogo de productos." title="Figura 24. E-03 Catálogo de productos."/>
             <wp:cNvGraphicFramePr>
               <a:graphicFrameLocks xmlns:a="http://schemas.openxmlformats.org/drawingml/2006/main" noChangeAspect="1"/>
             </wp:cNvGraphicFramePr>
@@ -10435,7 +11320,7 @@
           <w:sz w:val="18"/>
           <w:szCs w:val="18"/>
         </w:rPr>
-        <w:t xml:space="preserve">Figura 21. E-03 Catálogo de productos.</w:t>
+        <w:t xml:space="preserve">Figura 24. E-03 Catálogo de productos.</w:t>
       </w:r>
     </w:p>
     <w:tbl>
@@ -10806,7 +11691,7 @@
           <wp:inline distT="0" distB="0" distL="0" distR="0">
             <wp:extent cx="3657600" cy="2400300"/>
             <wp:effectExtent t="0" r="0" b="0" l="0"/>
-            <wp:docPr id="1" name="Figura 22. E-03a Familias de productos." descr="Figura 22. E-03a Familias de productos." title="Figura 22. E-03a Familias de productos."/>
+            <wp:docPr id="1" name="Figura 22. E-03a Familias de productos." descr="Figura 25. E-03a Familias de productos." title="Figura 25. E-03a Familias de productos."/>
             <wp:cNvGraphicFramePr>
               <a:graphicFrameLocks xmlns:a="http://schemas.openxmlformats.org/drawingml/2006/main" noChangeAspect="1"/>
             </wp:cNvGraphicFramePr>
@@ -10855,7 +11740,7 @@
           <w:sz w:val="18"/>
           <w:szCs w:val="18"/>
         </w:rPr>
-        <w:t xml:space="preserve">Figura 22. E-03a Familias de productos.</w:t>
+        <w:t xml:space="preserve">Figura 25. E-03a Familias de productos.</w:t>
       </w:r>
     </w:p>
     <w:tbl>
@@ -11226,7 +12111,7 @@
           <wp:inline distT="0" distB="0" distL="0" distR="0">
             <wp:extent cx="5143500" cy="2400300"/>
             <wp:effectExtent t="0" r="0" b="0" l="0"/>
-            <wp:docPr id="1" name="Figura 23. E-03b Parámetros técnicos." descr="Figura 23. E-03b Parámetros técnicos." title="Figura 23. E-03b Parámetros técnicos."/>
+            <wp:docPr id="1" name="Figura 23. E-03b Parámetros técnicos." descr="Figura 26. E-03b Parámetros técnicos." title="Figura 26. E-03b Parámetros técnicos."/>
             <wp:cNvGraphicFramePr>
               <a:graphicFrameLocks xmlns:a="http://schemas.openxmlformats.org/drawingml/2006/main" noChangeAspect="1"/>
             </wp:cNvGraphicFramePr>
@@ -11275,7 +12160,7 @@
           <w:sz w:val="18"/>
           <w:szCs w:val="18"/>
         </w:rPr>
-        <w:t xml:space="preserve">Figura 23. E-03b Parámetros técnicos.</w:t>
+        <w:t xml:space="preserve">Figura 26. E-03b Parámetros técnicos.</w:t>
       </w:r>
     </w:p>
     <w:tbl>
@@ -11646,7 +12531,7 @@
           <wp:inline distT="0" distB="0" distL="0" distR="0">
             <wp:extent cx="2971800" cy="3019425"/>
             <wp:effectExtent t="0" r="0" b="0" l="0"/>
-            <wp:docPr id="1" name="Figura 24. E-03c Editar parámetro de lista." descr="Figura 24. E-03c Editar parámetro de lista." title="Figura 24. E-03c Editar parámetro de lista."/>
+            <wp:docPr id="1" name="Figura 24. E-03c Editar parámetro de lista." descr="Figura 27. E-03c Editar parámetro de lista." title="Figura 27. E-03c Editar parámetro de lista."/>
             <wp:cNvGraphicFramePr>
               <a:graphicFrameLocks xmlns:a="http://schemas.openxmlformats.org/drawingml/2006/main" noChangeAspect="1"/>
             </wp:cNvGraphicFramePr>
@@ -11695,7 +12580,7 @@
           <w:sz w:val="18"/>
           <w:szCs w:val="18"/>
         </w:rPr>
-        <w:t xml:space="preserve">Figura 24. E-03c Editar parámetro de lista.</w:t>
+        <w:t xml:space="preserve">Figura 27. E-03c Editar parámetro de lista.</w:t>
       </w:r>
     </w:p>
     <w:tbl>
@@ -12066,7 +12951,7 @@
           <wp:inline distT="0" distB="0" distL="0" distR="0">
             <wp:extent cx="3048000" cy="1676400"/>
             <wp:effectExtent t="0" r="0" b="0" l="0"/>
-            <wp:docPr id="1" name="Figura 25. E-03d Editar parámetro numérico." descr="Figura 25. E-03d Editar parámetro numérico." title="Figura 25. E-03d Editar parámetro numérico."/>
+            <wp:docPr id="1" name="Figura 25. E-03d Editar parámetro numérico." descr="Figura 28. E-03d Editar parámetro numérico." title="Figura 28. E-03d Editar parámetro numérico."/>
             <wp:cNvGraphicFramePr>
               <a:graphicFrameLocks xmlns:a="http://schemas.openxmlformats.org/drawingml/2006/main" noChangeAspect="1"/>
             </wp:cNvGraphicFramePr>
@@ -12115,7 +13000,7 @@
           <w:sz w:val="18"/>
           <w:szCs w:val="18"/>
         </w:rPr>
-        <w:t xml:space="preserve">Figura 25. E-03d Editar parámetro numérico.</w:t>
+        <w:t xml:space="preserve">Figura 28. E-03d Editar parámetro numérico.</w:t>
       </w:r>
     </w:p>
     <w:tbl>
@@ -12486,7 +13371,7 @@
           <wp:inline distT="0" distB="0" distL="0" distR="0">
             <wp:extent cx="5943600" cy="3705225"/>
             <wp:effectExtent t="0" r="0" b="0" l="0"/>
-            <wp:docPr id="1" name="Figura 26. E-04 Clientes." descr="Figura 26. E-04 Clientes." title="Figura 26. E-04 Clientes."/>
+            <wp:docPr id="1" name="Figura 26. E-04 Clientes." descr="Figura 29. E-04 Clientes." title="Figura 29. E-04 Clientes."/>
             <wp:cNvGraphicFramePr>
               <a:graphicFrameLocks xmlns:a="http://schemas.openxmlformats.org/drawingml/2006/main" noChangeAspect="1"/>
             </wp:cNvGraphicFramePr>
@@ -12535,7 +13420,7 @@
           <w:sz w:val="18"/>
           <w:szCs w:val="18"/>
         </w:rPr>
-        <w:t xml:space="preserve">Figura 26. E-04 Clientes.</w:t>
+        <w:t xml:space="preserve">Figura 29. E-04 Clientes.</w:t>
       </w:r>
     </w:p>
     <w:tbl>
@@ -12906,7 +13791,7 @@
           <wp:inline distT="0" distB="0" distL="0" distR="0">
             <wp:extent cx="4933950" cy="2743200"/>
             <wp:effectExtent t="0" r="0" b="0" l="0"/>
-            <wp:docPr id="1" name="Figura 27. E-04a Ficha del cliente: contactos." descr="Figura 27. E-04a Ficha del cliente: contactos." title="Figura 27. E-04a Ficha del cliente: contactos."/>
+            <wp:docPr id="1" name="Figura 27. E-04a Ficha del cliente: contactos." descr="Figura 30. E-04a Ficha del cliente: contactos." title="Figura 30. E-04a Ficha del cliente: contactos."/>
             <wp:cNvGraphicFramePr>
               <a:graphicFrameLocks xmlns:a="http://schemas.openxmlformats.org/drawingml/2006/main" noChangeAspect="1"/>
             </wp:cNvGraphicFramePr>
@@ -12955,7 +13840,7 @@
           <w:sz w:val="18"/>
           <w:szCs w:val="18"/>
         </w:rPr>
-        <w:t xml:space="preserve">Figura 27. E-04a Ficha del cliente: contactos.</w:t>
+        <w:t xml:space="preserve">Figura 30. E-04a Ficha del cliente: contactos.</w:t>
       </w:r>
     </w:p>
     <w:tbl>
@@ -13326,7 +14211,7 @@
           <wp:inline distT="0" distB="0" distL="0" distR="0">
             <wp:extent cx="2514600" cy="1323975"/>
             <wp:effectExtent t="0" r="0" b="0" l="0"/>
-            <wp:docPr id="1" name="Figura 28. E-04b Editar contacto." descr="Figura 28. E-04b Editar contacto." title="Figura 28. E-04b Editar contacto."/>
+            <wp:docPr id="1" name="Figura 28. E-04b Editar contacto." descr="Figura 31. E-04b Editar contacto." title="Figura 31. E-04b Editar contacto."/>
             <wp:cNvGraphicFramePr>
               <a:graphicFrameLocks xmlns:a="http://schemas.openxmlformats.org/drawingml/2006/main" noChangeAspect="1"/>
             </wp:cNvGraphicFramePr>
@@ -13375,7 +14260,7 @@
           <w:sz w:val="18"/>
           <w:szCs w:val="18"/>
         </w:rPr>
-        <w:t xml:space="preserve">Figura 28. E-04b Editar contacto.</w:t>
+        <w:t xml:space="preserve">Figura 31. E-04b Editar contacto.</w:t>
       </w:r>
     </w:p>
     <w:tbl>
@@ -13746,7 +14631,7 @@
           <wp:inline distT="0" distB="0" distL="0" distR="0">
             <wp:extent cx="5943600" cy="3200400"/>
             <wp:effectExtent t="0" r="0" b="0" l="0"/>
-            <wp:docPr id="1" name="Figura 29. E-05 Solicitudes de presupuesto." descr="Figura 29. E-05 Solicitudes de presupuesto." title="Figura 29. E-05 Solicitudes de presupuesto."/>
+            <wp:docPr id="1" name="Figura 29. E-05 Solicitudes de presupuesto." descr="Figura 32. E-05 Solicitudes de presupuesto." title="Figura 32. E-05 Solicitudes de presupuesto."/>
             <wp:cNvGraphicFramePr>
               <a:graphicFrameLocks xmlns:a="http://schemas.openxmlformats.org/drawingml/2006/main" noChangeAspect="1"/>
             </wp:cNvGraphicFramePr>
@@ -13795,7 +14680,7 @@
           <w:sz w:val="18"/>
           <w:szCs w:val="18"/>
         </w:rPr>
-        <w:t xml:space="preserve">Figura 29. E-05 Solicitudes de presupuesto.</w:t>
+        <w:t xml:space="preserve">Figura 32. E-05 Solicitudes de presupuesto.</w:t>
       </w:r>
     </w:p>
     <w:tbl>
@@ -14166,7 +15051,7 @@
           <wp:inline distT="0" distB="0" distL="0" distR="0">
             <wp:extent cx="5943600" cy="3200400"/>
             <wp:effectExtent t="0" r="0" b="0" l="0"/>
-            <wp:docPr id="1" name="Figura 30. E-06 Elaborar cotización." descr="Figura 30. E-06 Elaborar cotización." title="Figura 30. E-06 Elaborar cotización."/>
+            <wp:docPr id="1" name="Figura 30. E-06 Elaborar cotización." descr="Figura 33. E-06 Elaborar cotización." title="Figura 33. E-06 Elaborar cotización."/>
             <wp:cNvGraphicFramePr>
               <a:graphicFrameLocks xmlns:a="http://schemas.openxmlformats.org/drawingml/2006/main" noChangeAspect="1"/>
             </wp:cNvGraphicFramePr>
@@ -14215,7 +15100,7 @@
           <w:sz w:val="18"/>
           <w:szCs w:val="18"/>
         </w:rPr>
-        <w:t xml:space="preserve">Figura 30. E-06 Elaborar cotización.</w:t>
+        <w:t xml:space="preserve">Figura 33. E-06 Elaborar cotización.</w:t>
       </w:r>
     </w:p>
     <w:tbl>
@@ -14586,7 +15471,7 @@
           <wp:inline distT="0" distB="0" distL="0" distR="0">
             <wp:extent cx="5943600" cy="3209925"/>
             <wp:effectExtent t="0" r="0" b="0" l="0"/>
-            <wp:docPr id="1" name="Figura 31. E-07 Cotizaciones." descr="Figura 31. E-07 Cotizaciones." title="Figura 31. E-07 Cotizaciones."/>
+            <wp:docPr id="1" name="Figura 31. E-07 Cotizaciones." descr="Figura 34. E-07 Cotizaciones." title="Figura 34. E-07 Cotizaciones."/>
             <wp:cNvGraphicFramePr>
               <a:graphicFrameLocks xmlns:a="http://schemas.openxmlformats.org/drawingml/2006/main" noChangeAspect="1"/>
             </wp:cNvGraphicFramePr>
@@ -14635,7 +15520,7 @@
           <w:sz w:val="18"/>
           <w:szCs w:val="18"/>
         </w:rPr>
-        <w:t xml:space="preserve">Figura 31. E-07 Cotizaciones.</w:t>
+        <w:t xml:space="preserve">Figura 34. E-07 Cotizaciones.</w:t>
       </w:r>
     </w:p>
     <w:tbl>
@@ -15006,7 +15891,7 @@
           <wp:inline distT="0" distB="0" distL="0" distR="0">
             <wp:extent cx="5943600" cy="3219450"/>
             <wp:effectExtent t="0" r="0" b="0" l="0"/>
-            <wp:docPr id="1" name="Figura 32. E-08 Órdenes de compra." descr="Figura 32. E-08 Órdenes de compra." title="Figura 32. E-08 Órdenes de compra."/>
+            <wp:docPr id="1" name="Figura 32. E-08 Órdenes de compra." descr="Figura 35. E-08 Órdenes de compra." title="Figura 35. E-08 Órdenes de compra."/>
             <wp:cNvGraphicFramePr>
               <a:graphicFrameLocks xmlns:a="http://schemas.openxmlformats.org/drawingml/2006/main" noChangeAspect="1"/>
             </wp:cNvGraphicFramePr>
@@ -15055,7 +15940,7 @@
           <w:sz w:val="18"/>
           <w:szCs w:val="18"/>
         </w:rPr>
-        <w:t xml:space="preserve">Figura 32. E-08 Órdenes de compra.</w:t>
+        <w:t xml:space="preserve">Figura 35. E-08 Órdenes de compra.</w:t>
       </w:r>
     </w:p>
     <w:tbl>
@@ -15426,7 +16311,7 @@
           <wp:inline distT="0" distB="0" distL="0" distR="0">
             <wp:extent cx="5943600" cy="3200400"/>
             <wp:effectExtent t="0" r="0" b="0" l="0"/>
-            <wp:docPr id="1" name="Figura 33. E-09 Órdenes de trabajo." descr="Figura 33. E-09 Órdenes de trabajo." title="Figura 33. E-09 Órdenes de trabajo."/>
+            <wp:docPr id="1" name="Figura 33. E-09 Órdenes de trabajo." descr="Figura 36. E-09 Órdenes de trabajo." title="Figura 36. E-09 Órdenes de trabajo."/>
             <wp:cNvGraphicFramePr>
               <a:graphicFrameLocks xmlns:a="http://schemas.openxmlformats.org/drawingml/2006/main" noChangeAspect="1"/>
             </wp:cNvGraphicFramePr>
@@ -15475,7 +16360,7 @@
           <w:sz w:val="18"/>
           <w:szCs w:val="18"/>
         </w:rPr>
-        <w:t xml:space="preserve">Figura 33. E-09 Órdenes de trabajo.</w:t>
+        <w:t xml:space="preserve">Figura 36. E-09 Órdenes de trabajo.</w:t>
       </w:r>
     </w:p>
     <w:tbl>
@@ -15846,7 +16731,7 @@
           <wp:inline distT="0" distB="0" distL="0" distR="0">
             <wp:extent cx="2628900" cy="1019175"/>
             <wp:effectExtent t="0" r="0" b="0" l="0"/>
-            <wp:docPr id="1" name="Figura 34. E-09a Registrar horas." descr="Figura 34. E-09a Registrar horas." title="Figura 34. E-09a Registrar horas."/>
+            <wp:docPr id="1" name="Figura 34. E-09a Registrar horas." descr="Figura 37. E-09a Registrar horas." title="Figura 37. E-09a Registrar horas."/>
             <wp:cNvGraphicFramePr>
               <a:graphicFrameLocks xmlns:a="http://schemas.openxmlformats.org/drawingml/2006/main" noChangeAspect="1"/>
             </wp:cNvGraphicFramePr>
@@ -15895,7 +16780,7 @@
           <w:sz w:val="18"/>
           <w:szCs w:val="18"/>
         </w:rPr>
-        <w:t xml:space="preserve">Figura 34. E-09a Registrar horas.</w:t>
+        <w:t xml:space="preserve">Figura 37. E-09a Registrar horas.</w:t>
       </w:r>
     </w:p>
     <w:tbl>
@@ -16266,7 +17151,7 @@
           <wp:inline distT="0" distB="0" distL="0" distR="0">
             <wp:extent cx="3200400" cy="2057400"/>
             <wp:effectExtent t="0" r="0" b="0" l="0"/>
-            <wp:docPr id="1" name="Figura 35. E-09b Anular horas." descr="Figura 35. E-09b Anular horas." title="Figura 35. E-09b Anular horas."/>
+            <wp:docPr id="1" name="Figura 35. E-09b Anular horas." descr="Figura 38. E-09b Anular horas." title="Figura 38. E-09b Anular horas."/>
             <wp:cNvGraphicFramePr>
               <a:graphicFrameLocks xmlns:a="http://schemas.openxmlformats.org/drawingml/2006/main" noChangeAspect="1"/>
             </wp:cNvGraphicFramePr>
@@ -16315,7 +17200,7 @@
           <w:sz w:val="18"/>
           <w:szCs w:val="18"/>
         </w:rPr>
-        <w:t xml:space="preserve">Figura 35. E-09b Anular horas.</w:t>
+        <w:t xml:space="preserve">Figura 38. E-09b Anular horas.</w:t>
       </w:r>
     </w:p>
     <w:tbl>
@@ -16686,7 +17571,7 @@
           <wp:inline distT="0" distB="0" distL="0" distR="0">
             <wp:extent cx="5943600" cy="3190875"/>
             <wp:effectExtent t="0" r="0" b="0" l="0"/>
-            <wp:docPr id="1" name="Figura 36. E-10 Taller." descr="Figura 36. E-10 Taller." title="Figura 36. E-10 Taller."/>
+            <wp:docPr id="1" name="Figura 36. E-10 Taller." descr="Figura 39. E-10 Taller." title="Figura 39. E-10 Taller."/>
             <wp:cNvGraphicFramePr>
               <a:graphicFrameLocks xmlns:a="http://schemas.openxmlformats.org/drawingml/2006/main" noChangeAspect="1"/>
             </wp:cNvGraphicFramePr>
@@ -16735,7 +17620,7 @@
           <w:sz w:val="18"/>
           <w:szCs w:val="18"/>
         </w:rPr>
-        <w:t xml:space="preserve">Figura 36. E-10 Taller.</w:t>
+        <w:t xml:space="preserve">Figura 39. E-10 Taller.</w:t>
       </w:r>
     </w:p>
     <w:tbl>
@@ -17106,7 +17991,7 @@
           <wp:inline distT="0" distB="0" distL="0" distR="0">
             <wp:extent cx="5943600" cy="3705225"/>
             <wp:effectExtent t="0" r="0" b="0" l="0"/>
-            <wp:docPr id="1" name="Figura 37. E-11 Empleados y tarifas." descr="Figura 37. E-11 Empleados y tarifas." title="Figura 37. E-11 Empleados y tarifas."/>
+            <wp:docPr id="1" name="Figura 37. E-11 Empleados y tarifas." descr="Figura 40. E-11 Empleados y tarifas." title="Figura 40. E-11 Empleados y tarifas."/>
             <wp:cNvGraphicFramePr>
               <a:graphicFrameLocks xmlns:a="http://schemas.openxmlformats.org/drawingml/2006/main" noChangeAspect="1"/>
             </wp:cNvGraphicFramePr>
@@ -17155,7 +18040,7 @@
           <w:sz w:val="18"/>
           <w:szCs w:val="18"/>
         </w:rPr>
-        <w:t xml:space="preserve">Figura 37. E-11 Empleados y tarifas.</w:t>
+        <w:t xml:space="preserve">Figura 40. E-11 Empleados y tarifas.</w:t>
       </w:r>
     </w:p>
     <w:tbl>
@@ -17526,7 +18411,7 @@
           <wp:inline distT="0" distB="0" distL="0" distR="0">
             <wp:extent cx="5943600" cy="3200400"/>
             <wp:effectExtent t="0" r="0" b="0" l="0"/>
-            <wp:docPr id="1" name="Figura 38. E-12 Control de calidad." descr="Figura 38. E-12 Control de calidad." title="Figura 38. E-12 Control de calidad."/>
+            <wp:docPr id="1" name="Figura 38. E-12 Control de calidad." descr="Figura 41. E-12 Control de calidad." title="Figura 41. E-12 Control de calidad."/>
             <wp:cNvGraphicFramePr>
               <a:graphicFrameLocks xmlns:a="http://schemas.openxmlformats.org/drawingml/2006/main" noChangeAspect="1"/>
             </wp:cNvGraphicFramePr>
@@ -17575,7 +18460,7 @@
           <w:sz w:val="18"/>
           <w:szCs w:val="18"/>
         </w:rPr>
-        <w:t xml:space="preserve">Figura 38. E-12 Control de calidad.</w:t>
+        <w:t xml:space="preserve">Figura 41. E-12 Control de calidad.</w:t>
       </w:r>
     </w:p>
     <w:tbl>
@@ -17946,7 +18831,7 @@
           <wp:inline distT="0" distB="0" distL="0" distR="0">
             <wp:extent cx="5943600" cy="3648075"/>
             <wp:effectExtent t="0" r="0" b="0" l="0"/>
-            <wp:docPr id="1" name="Figura 39. E-12a Aprobar y liberar la orden." descr="Figura 39. E-12a Aprobar y liberar la orden." title="Figura 39. E-12a Aprobar y liberar la orden."/>
+            <wp:docPr id="1" name="Figura 39. E-12a Aprobar y liberar la orden." descr="Figura 42. E-12a Aprobar y liberar la orden." title="Figura 42. E-12a Aprobar y liberar la orden."/>
             <wp:cNvGraphicFramePr>
               <a:graphicFrameLocks xmlns:a="http://schemas.openxmlformats.org/drawingml/2006/main" noChangeAspect="1"/>
             </wp:cNvGraphicFramePr>
@@ -17995,7 +18880,7 @@
           <w:sz w:val="18"/>
           <w:szCs w:val="18"/>
         </w:rPr>
-        <w:t xml:space="preserve">Figura 39. E-12a Aprobar y liberar la orden.</w:t>
+        <w:t xml:space="preserve">Figura 42. E-12a Aprobar y liberar la orden.</w:t>
       </w:r>
     </w:p>
     <w:tbl>
@@ -18366,7 +19251,7 @@
           <wp:inline distT="0" distB="0" distL="0" distR="0">
             <wp:extent cx="5943600" cy="3200400"/>
             <wp:effectExtent t="0" r="0" b="0" l="0"/>
-            <wp:docPr id="1" name="Figura 40. E-13 No conformidades." descr="Figura 40. E-13 No conformidades." title="Figura 40. E-13 No conformidades."/>
+            <wp:docPr id="1" name="Figura 40. E-13 No conformidades." descr="Figura 43. E-13 No conformidades." title="Figura 43. E-13 No conformidades."/>
             <wp:cNvGraphicFramePr>
               <a:graphicFrameLocks xmlns:a="http://schemas.openxmlformats.org/drawingml/2006/main" noChangeAspect="1"/>
             </wp:cNvGraphicFramePr>
@@ -18415,7 +19300,7 @@
           <w:sz w:val="18"/>
           <w:szCs w:val="18"/>
         </w:rPr>
-        <w:t xml:space="preserve">Figura 40. E-13 No conformidades.</w:t>
+        <w:t xml:space="preserve">Figura 43. E-13 No conformidades.</w:t>
       </w:r>
     </w:p>
     <w:tbl>
@@ -18786,7 +19671,7 @@
           <wp:inline distT="0" distB="0" distL="0" distR="0">
             <wp:extent cx="5943600" cy="3705225"/>
             <wp:effectExtent t="0" r="0" b="0" l="0"/>
-            <wp:docPr id="1" name="Figura 41. E-14 Protocolos de calidad." descr="Figura 41. E-14 Protocolos de calidad." title="Figura 41. E-14 Protocolos de calidad."/>
+            <wp:docPr id="1" name="Figura 41. E-14 Protocolos de calidad." descr="Figura 44. E-14 Protocolos de calidad." title="Figura 44. E-14 Protocolos de calidad."/>
             <wp:cNvGraphicFramePr>
               <a:graphicFrameLocks xmlns:a="http://schemas.openxmlformats.org/drawingml/2006/main" noChangeAspect="1"/>
             </wp:cNvGraphicFramePr>
@@ -18835,7 +19720,7 @@
           <w:sz w:val="18"/>
           <w:szCs w:val="18"/>
         </w:rPr>
-        <w:t xml:space="preserve">Figura 41. E-14 Protocolos de calidad.</w:t>
+        <w:t xml:space="preserve">Figura 44. E-14 Protocolos de calidad.</w:t>
       </w:r>
     </w:p>
     <w:tbl>
@@ -19206,7 +20091,7 @@
           <wp:inline distT="0" distB="0" distL="0" distR="0">
             <wp:extent cx="5943600" cy="3200400"/>
             <wp:effectExtent t="0" r="0" b="0" l="0"/>
-            <wp:docPr id="1" name="Figura 42. E-15 Inventario y kardex." descr="Figura 42. E-15 Inventario y kardex." title="Figura 42. E-15 Inventario y kardex."/>
+            <wp:docPr id="1" name="Figura 42. E-15 Inventario y kardex." descr="Figura 45. E-15 Inventario y kardex." title="Figura 45. E-15 Inventario y kardex."/>
             <wp:cNvGraphicFramePr>
               <a:graphicFrameLocks xmlns:a="http://schemas.openxmlformats.org/drawingml/2006/main" noChangeAspect="1"/>
             </wp:cNvGraphicFramePr>
@@ -19255,7 +20140,7 @@
           <w:sz w:val="18"/>
           <w:szCs w:val="18"/>
         </w:rPr>
-        <w:t xml:space="preserve">Figura 42. E-15 Inventario y kardex.</w:t>
+        <w:t xml:space="preserve">Figura 45. E-15 Inventario y kardex.</w:t>
       </w:r>
     </w:p>
     <w:tbl>
@@ -19626,7 +20511,7 @@
           <wp:inline distT="0" distB="0" distL="0" distR="0">
             <wp:extent cx="3657600" cy="2400300"/>
             <wp:effectExtent t="0" r="0" b="0" l="0"/>
-            <wp:docPr id="1" name="Figura 43. E-15a Bodegas." descr="Figura 43. E-15a Bodegas." title="Figura 43. E-15a Bodegas."/>
+            <wp:docPr id="1" name="Figura 43. E-15a Bodegas." descr="Figura 46. E-15a Bodegas." title="Figura 46. E-15a Bodegas."/>
             <wp:cNvGraphicFramePr>
               <a:graphicFrameLocks xmlns:a="http://schemas.openxmlformats.org/drawingml/2006/main" noChangeAspect="1"/>
             </wp:cNvGraphicFramePr>
@@ -19675,7 +20560,7 @@
           <w:sz w:val="18"/>
           <w:szCs w:val="18"/>
         </w:rPr>
-        <w:t xml:space="preserve">Figura 43. E-15a Bodegas.</w:t>
+        <w:t xml:space="preserve">Figura 46. E-15a Bodegas.</w:t>
       </w:r>
     </w:p>
     <w:tbl>
@@ -20046,7 +20931,7 @@
           <wp:inline distT="0" distB="0" distL="0" distR="0">
             <wp:extent cx="5943600" cy="3705225"/>
             <wp:effectExtent t="0" r="0" b="0" l="0"/>
-            <wp:docPr id="1" name="Figura 44. E-16 Proveedores." descr="Figura 44. E-16 Proveedores." title="Figura 44. E-16 Proveedores."/>
+            <wp:docPr id="1" name="Figura 44. E-16 Proveedores." descr="Figura 47. E-16 Proveedores." title="Figura 47. E-16 Proveedores."/>
             <wp:cNvGraphicFramePr>
               <a:graphicFrameLocks xmlns:a="http://schemas.openxmlformats.org/drawingml/2006/main" noChangeAspect="1"/>
             </wp:cNvGraphicFramePr>
@@ -20095,7 +20980,7 @@
           <w:sz w:val="18"/>
           <w:szCs w:val="18"/>
         </w:rPr>
-        <w:t xml:space="preserve">Figura 44. E-16 Proveedores.</w:t>
+        <w:t xml:space="preserve">Figura 47. E-16 Proveedores.</w:t>
       </w:r>
     </w:p>
     <w:tbl>
@@ -20466,7 +21351,7 @@
           <wp:inline distT="0" distB="0" distL="0" distR="0">
             <wp:extent cx="5943600" cy="3705225"/>
             <wp:effectExtent t="0" r="0" b="0" l="0"/>
-            <wp:docPr id="1" name="Figura 45. E-17 Canal web." descr="Figura 45. E-17 Canal web." title="Figura 45. E-17 Canal web."/>
+            <wp:docPr id="1" name="Figura 45. E-17 Canal web." descr="Figura 48. E-17 Canal web." title="Figura 48. E-17 Canal web."/>
             <wp:cNvGraphicFramePr>
               <a:graphicFrameLocks xmlns:a="http://schemas.openxmlformats.org/drawingml/2006/main" noChangeAspect="1"/>
             </wp:cNvGraphicFramePr>
@@ -20515,7 +21400,7 @@
           <w:sz w:val="18"/>
           <w:szCs w:val="18"/>
         </w:rPr>
-        <w:t xml:space="preserve">Figura 45. E-17 Canal web.</w:t>
+        <w:t xml:space="preserve">Figura 48. E-17 Canal web.</w:t>
       </w:r>
     </w:p>
     <w:tbl>
@@ -20886,7 +21771,7 @@
           <wp:inline distT="0" distB="0" distL="0" distR="0">
             <wp:extent cx="5943600" cy="3200400"/>
             <wp:effectExtent t="0" r="0" b="0" l="0"/>
-            <wp:docPr id="1" name="Figura 46. E-18 Reportes." descr="Figura 46. E-18 Reportes." title="Figura 46. E-18 Reportes."/>
+            <wp:docPr id="1" name="Figura 46. E-18 Reportes." descr="Figura 49. E-18 Reportes." title="Figura 49. E-18 Reportes."/>
             <wp:cNvGraphicFramePr>
               <a:graphicFrameLocks xmlns:a="http://schemas.openxmlformats.org/drawingml/2006/main" noChangeAspect="1"/>
             </wp:cNvGraphicFramePr>
@@ -20935,7 +21820,7 @@
           <w:sz w:val="18"/>
           <w:szCs w:val="18"/>
         </w:rPr>
-        <w:t xml:space="preserve">Figura 46. E-18 Reportes.</w:t>
+        <w:t xml:space="preserve">Figura 49. E-18 Reportes.</w:t>
       </w:r>
     </w:p>
     <w:tbl>
@@ -21304,9 +22189,9 @@
       <w:r>
         <w:drawing>
           <wp:inline distT="0" distB="0" distL="0" distR="0">
-            <wp:extent cx="5943600" cy="3705225"/>
+            <wp:extent cx="5943600" cy="3208310"/>
             <wp:effectExtent t="0" r="0" b="0" l="0"/>
-            <wp:docPr id="1" name="Figura 47. E-19 Integraciones." descr="Figura 47. E-19 Integraciones." title="Figura 47. E-19 Integraciones."/>
+            <wp:docPr id="1" name="Figura 47. E-19 Integraciones." descr="Figura 50. E-19 Integraciones." title="Figura 50. E-19 Integraciones."/>
             <wp:cNvGraphicFramePr>
               <a:graphicFrameLocks xmlns:a="http://schemas.openxmlformats.org/drawingml/2006/main" noChangeAspect="1"/>
             </wp:cNvGraphicFramePr>
@@ -21320,7 +22205,7 @@
                     </pic:cNvPicPr>
                   </pic:nvPicPr>
                   <pic:blipFill>
-                    <a:blip r:embed="rId55" cstate="none"/>
+                    <a:blip r:embed="rId66" cstate="none"/>
                     <a:srcRect/>
                     <a:stretch>
                       <a:fillRect/>
@@ -21329,7 +22214,7 @@
                   <pic:spPr bwMode="auto">
                     <a:xfrm>
                       <a:off x="0" y="0"/>
-                      <a:ext cx="5943600" cy="3705225"/>
+                      <a:ext cx="5943600" cy="3208310"/>
                     </a:xfrm>
                     <a:prstGeom prst="rect">
                       <a:avLst/>
@@ -21355,7 +22240,7 @@
           <w:sz w:val="18"/>
           <w:szCs w:val="18"/>
         </w:rPr>
-        <w:t xml:space="preserve">Figura 47. E-19 Integraciones.</w:t>
+        <w:t xml:space="preserve">Figura 50. E-19 Integraciones.</w:t>
       </w:r>
     </w:p>
     <w:tbl>
@@ -21623,7 +22508,7 @@
                 <w:sz w:val="18"/>
                 <w:szCs w:val="18"/>
               </w:rPr>
-              <w:t xml:space="preserve">CU-REP-02</w:t>
+              <w:t xml:space="preserve">CU-REP-02, CU-REP-06, CU-REP-07</w:t>
             </w:r>
           </w:p>
         </w:tc>
@@ -21686,7 +22571,7 @@
                 <w:sz w:val="18"/>
                 <w:szCs w:val="18"/>
               </w:rPr>
-              <w:t xml:space="preserve">Demostración local</w:t>
+              <w:t xml:space="preserve">Demostración local (19-10-2026)</w:t>
             </w:r>
           </w:p>
         </w:tc>
@@ -21703,7 +22588,7 @@
         <w:jc w:val="both"/>
       </w:pPr>
       <w:r>
-        <w:t xml:space="preserve">Registro de las llamadas a servicios externos con servicio, recurso, código, latencia y resultado, filtrable por fallidas o exitosas.</w:t>
+        <w:t xml:space="preserve">Registro de las llamadas a servicios externos con servicio, recurso, código, latencia y resultado, filtrable por fallidas o exitosas. También registra cada consulta a las APIs públicas propias, como api_seguimiento y api_cotizador, con el consumidor que la hizo.</w:t>
       </w:r>
     </w:p>
     <w:p>
@@ -21726,7 +22611,7 @@
           <wp:inline distT="0" distB="0" distL="0" distR="0">
             <wp:extent cx="5943600" cy="3705225"/>
             <wp:effectExtent t="0" r="0" b="0" l="0"/>
-            <wp:docPr id="1" name="Figura 48. E-20 Avisos del sitio." descr="Figura 48. E-20 Avisos del sitio." title="Figura 48. E-20 Avisos del sitio."/>
+            <wp:docPr id="1" name="Figura 48. E-20 Avisos del sitio." descr="Figura 51. E-20 Avisos del sitio." title="Figura 51. E-20 Avisos del sitio."/>
             <wp:cNvGraphicFramePr>
               <a:graphicFrameLocks xmlns:a="http://schemas.openxmlformats.org/drawingml/2006/main" noChangeAspect="1"/>
             </wp:cNvGraphicFramePr>
@@ -21775,7 +22660,7 @@
           <w:sz w:val="18"/>
           <w:szCs w:val="18"/>
         </w:rPr>
-        <w:t xml:space="preserve">Figura 48. E-20 Avisos del sitio.</w:t>
+        <w:t xml:space="preserve">Figura 51. E-20 Avisos del sitio.</w:t>
       </w:r>
     </w:p>
     <w:tbl>
@@ -22146,7 +23031,7 @@
           <wp:inline distT="0" distB="0" distL="0" distR="0">
             <wp:extent cx="5943600" cy="3705225"/>
             <wp:effectExtent t="0" r="0" b="0" l="0"/>
-            <wp:docPr id="1" name="Figura 49. E-21 Usuarios y roles." descr="Figura 49. E-21 Usuarios y roles." title="Figura 49. E-21 Usuarios y roles."/>
+            <wp:docPr id="1" name="Figura 49. E-21 Usuarios y roles." descr="Figura 52. E-21 Usuarios y roles." title="Figura 52. E-21 Usuarios y roles."/>
             <wp:cNvGraphicFramePr>
               <a:graphicFrameLocks xmlns:a="http://schemas.openxmlformats.org/drawingml/2006/main" noChangeAspect="1"/>
             </wp:cNvGraphicFramePr>
@@ -22195,7 +23080,7 @@
           <w:sz w:val="18"/>
           <w:szCs w:val="18"/>
         </w:rPr>
-        <w:t xml:space="preserve">Figura 49. E-21 Usuarios y roles.</w:t>
+        <w:t xml:space="preserve">Figura 52. E-21 Usuarios y roles.</w:t>
       </w:r>
     </w:p>
     <w:tbl>
@@ -22566,7 +23451,7 @@
           <wp:inline distT="0" distB="0" distL="0" distR="0">
             <wp:extent cx="5943600" cy="3705225"/>
             <wp:effectExtent t="0" r="0" b="0" l="0"/>
-            <wp:docPr id="1" name="Figura 50. E-22 Matriz de permisos." descr="Figura 50. E-22 Matriz de permisos." title="Figura 50. E-22 Matriz de permisos."/>
+            <wp:docPr id="1" name="Figura 50. E-22 Matriz de permisos." descr="Figura 53. E-22 Matriz de permisos." title="Figura 53. E-22 Matriz de permisos."/>
             <wp:cNvGraphicFramePr>
               <a:graphicFrameLocks xmlns:a="http://schemas.openxmlformats.org/drawingml/2006/main" noChangeAspect="1"/>
             </wp:cNvGraphicFramePr>
@@ -22615,7 +23500,7 @@
           <w:sz w:val="18"/>
           <w:szCs w:val="18"/>
         </w:rPr>
-        <w:t xml:space="preserve">Figura 50. E-22 Matriz de permisos.</w:t>
+        <w:t xml:space="preserve">Figura 53. E-22 Matriz de permisos.</w:t>
       </w:r>
     </w:p>
     <w:tbl>
@@ -22986,7 +23871,7 @@
           <wp:inline distT="0" distB="0" distL="0" distR="0">
             <wp:extent cx="5943600" cy="3200400"/>
             <wp:effectExtent t="0" r="0" b="0" l="0"/>
-            <wp:docPr id="1" name="Figura 51. E-23 Bitácora de auditoría." descr="Figura 51. E-23 Bitácora de auditoría." title="Figura 51. E-23 Bitácora de auditoría."/>
+            <wp:docPr id="1" name="Figura 51. E-23 Bitácora de auditoría." descr="Figura 54. E-23 Bitácora de auditoría." title="Figura 54. E-23 Bitácora de auditoría."/>
             <wp:cNvGraphicFramePr>
               <a:graphicFrameLocks xmlns:a="http://schemas.openxmlformats.org/drawingml/2006/main" noChangeAspect="1"/>
             </wp:cNvGraphicFramePr>
@@ -23035,7 +23920,7 @@
           <w:sz w:val="18"/>
           <w:szCs w:val="18"/>
         </w:rPr>
-        <w:t xml:space="preserve">Figura 51. E-23 Bitácora de auditoría.</w:t>
+        <w:t xml:space="preserve">Figura 54. E-23 Bitácora de auditoría.</w:t>
       </w:r>
     </w:p>
     <w:tbl>
@@ -23415,7 +24300,7 @@
           <wp:inline distT="0" distB="0" distL="0" distR="0">
             <wp:extent cx="5943600" cy="3086100"/>
             <wp:effectExtent t="0" r="0" b="0" l="0"/>
-            <wp:docPr id="1" name="Figura 52. C-01 Cotización disponible, con el PDF adjunto (CU-COM-07). Fuente: producción." descr="Figura 52. C-01 Cotización disponible, con el PDF adjunto (CU-COM-07). Fuente: producción." title="Figura 52. C-01 Cotización disponible, con el PDF adjunto (CU-COM-07). Fuente: producción."/>
+            <wp:docPr id="1" name="Figura 52. C-01 Cotización disponible, con el PDF adjunto (CU-COM-07). Fuente: producción." descr="Figura 55. C-01 Cotización disponible, con el PDF adjunto (CU-COM-07). Fuente: producción." title="Figura 55. C-01 Cotización disponible, con el PDF adjunto (CU-COM-07). Fuente: producción."/>
             <wp:cNvGraphicFramePr>
               <a:graphicFrameLocks xmlns:a="http://schemas.openxmlformats.org/drawingml/2006/main" noChangeAspect="1"/>
             </wp:cNvGraphicFramePr>
@@ -23464,7 +24349,7 @@
           <w:sz w:val="18"/>
           <w:szCs w:val="18"/>
         </w:rPr>
-        <w:t xml:space="preserve">Figura 52. C-01 Cotización disponible, con el PDF adjunto (CU-COM-07). Fuente: producción.</w:t>
+        <w:t xml:space="preserve">Figura 55. C-01 Cotización disponible, con el PDF adjunto (CU-COM-07). Fuente: producción.</w:t>
       </w:r>
     </w:p>
     <w:p>
@@ -23478,7 +24363,7 @@
           <wp:inline distT="0" distB="0" distL="0" distR="0">
             <wp:extent cx="5943600" cy="3076575"/>
             <wp:effectExtent t="0" r="0" b="0" l="0"/>
-            <wp:docPr id="1" name="Figura 53. C-02 Pedido listo con el cobro del saldo (CU-OT-08, CU-PAG-01). Fuente: producción." descr="Figura 53. C-02 Pedido listo con el cobro del saldo (CU-OT-08, CU-PAG-01). Fuente: producción." title="Figura 53. C-02 Pedido listo con el cobro del saldo (CU-OT-08, CU-PAG-01). Fuente: producción."/>
+            <wp:docPr id="1" name="Figura 53. C-02 Pedido listo con el cobro del saldo (CU-OT-08, CU-PAG-01). Fuente: producción." descr="Figura 56. C-02 Pedido listo con el cobro del saldo (CU-OT-08, CU-PAG-01). Fuente: producción." title="Figura 56. C-02 Pedido listo con el cobro del saldo (CU-OT-08, CU-PAG-01). Fuente: producción."/>
             <wp:cNvGraphicFramePr>
               <a:graphicFrameLocks xmlns:a="http://schemas.openxmlformats.org/drawingml/2006/main" noChangeAspect="1"/>
             </wp:cNvGraphicFramePr>
@@ -23527,7 +24412,7 @@
           <w:sz w:val="18"/>
           <w:szCs w:val="18"/>
         </w:rPr>
-        <w:t xml:space="preserve">Figura 53. C-02 Pedido listo con el cobro del saldo (CU-OT-08, CU-PAG-01). Fuente: producción.</w:t>
+        <w:t xml:space="preserve">Figura 56. C-02 Pedido listo con el cobro del saldo (CU-OT-08, CU-PAG-01). Fuente: producción.</w:t>
       </w:r>
     </w:p>
     <w:p>
@@ -23920,6 +24805,127 @@
                 <w:szCs w:val="20"/>
               </w:rPr>
               <w:t xml:space="preserve">Inicio con la bandeja de pendientes; diálogos de familias, parámetros técnicos, contactos, bodegas, registro y anulación de horas, y aprobación del control de calidad; Canal web con «Cambiar valor»; perfil del cliente con edición de datos y cambio de contraseña. Capturas locales del escritorio renovadas.</w:t>
+            </w:r>
+          </w:p>
+        </w:tc>
+      </w:tr>
+      <w:tr>
+        <w:trPr>
+          <w:cantSplit/>
+        </w:trPr>
+        <w:tc>
+          <w:tcPr>
+            <w:tcW w:type="dxa" w:w="1000"/>
+            <w:tcBorders>
+              <w:top w:val="single" w:color="8496B0" w:sz="4"/>
+              <w:left w:val="single" w:color="8496B0" w:sz="4"/>
+              <w:bottom w:val="single" w:color="8496B0" w:sz="4"/>
+              <w:right w:val="single" w:color="8496B0" w:sz="4"/>
+            </w:tcBorders>
+            <w:tcMar>
+              <w:top w:type="dxa" w:w="50"/>
+              <w:left w:type="dxa" w:w="90"/>
+              <w:bottom w:type="dxa" w:w="50"/>
+              <w:right w:type="dxa" w:w="90"/>
+            </w:tcMar>
+          </w:tcPr>
+          <w:p>
+            <w:r>
+              <w:rPr>
+                <w:rFonts w:ascii="Calibri" w:cs="Calibri" w:eastAsia="Calibri" w:hAnsi="Calibri"/>
+                <w:b w:val="false"/>
+                <w:bCs w:val="false"/>
+                <w:sz w:val="20"/>
+                <w:szCs w:val="20"/>
+              </w:rPr>
+              <w:t xml:space="preserve">1.2</w:t>
+            </w:r>
+          </w:p>
+        </w:tc>
+        <w:tc>
+          <w:tcPr>
+            <w:tcW w:type="dxa" w:w="1500"/>
+            <w:tcBorders>
+              <w:top w:val="single" w:color="8496B0" w:sz="4"/>
+              <w:left w:val="single" w:color="8496B0" w:sz="4"/>
+              <w:bottom w:val="single" w:color="8496B0" w:sz="4"/>
+              <w:right w:val="single" w:color="8496B0" w:sz="4"/>
+            </w:tcBorders>
+            <w:tcMar>
+              <w:top w:type="dxa" w:w="50"/>
+              <w:left w:type="dxa" w:w="90"/>
+              <w:bottom w:type="dxa" w:w="50"/>
+              <w:right w:type="dxa" w:w="90"/>
+            </w:tcMar>
+          </w:tcPr>
+          <w:p>
+            <w:r>
+              <w:rPr>
+                <w:rFonts w:ascii="Calibri" w:cs="Calibri" w:eastAsia="Calibri" w:hAnsi="Calibri"/>
+                <w:b w:val="false"/>
+                <w:bCs w:val="false"/>
+                <w:sz w:val="20"/>
+                <w:szCs w:val="20"/>
+              </w:rPr>
+              <w:t xml:space="preserve">19-10-2026</w:t>
+            </w:r>
+          </w:p>
+        </w:tc>
+        <w:tc>
+          <w:tcPr>
+            <w:tcW w:type="dxa" w:w="2300"/>
+            <w:tcBorders>
+              <w:top w:val="single" w:color="8496B0" w:sz="4"/>
+              <w:left w:val="single" w:color="8496B0" w:sz="4"/>
+              <w:bottom w:val="single" w:color="8496B0" w:sz="4"/>
+              <w:right w:val="single" w:color="8496B0" w:sz="4"/>
+            </w:tcBorders>
+            <w:tcMar>
+              <w:top w:type="dxa" w:w="50"/>
+              <w:left w:type="dxa" w:w="90"/>
+              <w:bottom w:type="dxa" w:w="50"/>
+              <w:right w:type="dxa" w:w="90"/>
+            </w:tcMar>
+          </w:tcPr>
+          <w:p>
+            <w:r>
+              <w:rPr>
+                <w:rFonts w:ascii="Calibri" w:cs="Calibri" w:eastAsia="Calibri" w:hAnsi="Calibri"/>
+                <w:b w:val="false"/>
+                <w:bCs w:val="false"/>
+                <w:sz w:val="20"/>
+                <w:szCs w:val="20"/>
+              </w:rPr>
+              <w:t xml:space="preserve">Benjamín Delgado Bravo</w:t>
+            </w:r>
+          </w:p>
+        </w:tc>
+        <w:tc>
+          <w:tcPr>
+            <w:tcW w:type="dxa" w:w="4560"/>
+            <w:tcBorders>
+              <w:top w:val="single" w:color="8496B0" w:sz="4"/>
+              <w:left w:val="single" w:color="8496B0" w:sz="4"/>
+              <w:bottom w:val="single" w:color="8496B0" w:sz="4"/>
+              <w:right w:val="single" w:color="8496B0" w:sz="4"/>
+            </w:tcBorders>
+            <w:tcMar>
+              <w:top w:type="dxa" w:w="50"/>
+              <w:left w:type="dxa" w:w="90"/>
+              <w:bottom w:type="dxa" w:w="50"/>
+              <w:right w:type="dxa" w:w="90"/>
+            </w:tcMar>
+          </w:tcPr>
+          <w:p>
+            <w:r>
+              <w:rPr>
+                <w:rFonts w:ascii="Calibri" w:cs="Calibri" w:eastAsia="Calibri" w:hAnsi="Calibri"/>
+                <w:b w:val="false"/>
+                <w:bCs w:val="false"/>
+                <w:sz w:val="20"/>
+                <w:szCs w:val="20"/>
+              </w:rPr>
+              <w:t xml:space="preserve">APIs públicas: W-18 Seguimiento de pedido sin sesión y W-19 Documentación de la API pública; W-01 con el enlace a la consulta, W-06 con el bloque «Estimar precio», W-11 con el código de seguimiento y E-19 con las consultas a las APIs. Figuras renumeradas desde la 19.</w:t>
             </w:r>
           </w:p>
         </w:tc>
@@ -24061,7 +25067,7 @@
         <w:sz w:val="16"/>
         <w:szCs w:val="16"/>
       </w:rPr>
-      <w:t xml:space="preserve">SITRAFO · MOC-01 Mockup de Interfaces · v1.1</w:t>
+      <w:t xml:space="preserve">SITRAFO · MOC-01 Mockup de Interfaces · v1.2</w:t>
     </w:r>
   </w:p>
 </w:hdr>
